--- a/P_294-PassionLectureRapport.docx
+++ b/P_294-PassionLectureRapport.docx
@@ -191,7 +191,7 @@
         </w:rPr>
         <w:fldChar w:fldCharType="separate"/>
       </w:r>
-      <w:hyperlink w:anchor="_Toc221699685" w:history="1">
+      <w:hyperlink w:anchor="_Toc223680198" w:history="1">
         <w:r>
           <w:rPr>
             <w:rStyle w:val="Lienhypertexte"/>
@@ -218,21 +218,7 @@
             <w:rStyle w:val="Lienhypertexte"/>
             <w:noProof/>
           </w:rPr>
-          <w:t>Intro</w:t>
-        </w:r>
-        <w:r>
-          <w:rPr>
-            <w:rStyle w:val="Lienhypertexte"/>
-            <w:noProof/>
-          </w:rPr>
-          <w:t>d</w:t>
-        </w:r>
-        <w:r>
-          <w:rPr>
-            <w:rStyle w:val="Lienhypertexte"/>
-            <w:noProof/>
-          </w:rPr>
-          <w:t>uction</w:t>
+          <w:t>Introduction</w:t>
         </w:r>
         <w:r>
           <w:rPr>
@@ -253,7 +239,7 @@
             <w:noProof/>
             <w:webHidden/>
           </w:rPr>
-          <w:instrText xml:space="preserve"> PAGEREF _Toc221699685 \h </w:instrText>
+          <w:instrText xml:space="preserve"> PAGEREF _Toc223680198 \h </w:instrText>
         </w:r>
         <w:r>
           <w:rPr>
@@ -301,7 +287,7 @@
           <w14:ligatures w14:val="standardContextual"/>
         </w:rPr>
       </w:pPr>
-      <w:hyperlink w:anchor="_Toc221699686" w:history="1">
+      <w:hyperlink w:anchor="_Toc223680199" w:history="1">
         <w:r>
           <w:rPr>
             <w:rStyle w:val="Lienhypertexte"/>
@@ -347,7 +333,7 @@
             <w:noProof/>
             <w:webHidden/>
           </w:rPr>
-          <w:instrText xml:space="preserve"> PAGEREF _Toc221699686 \h </w:instrText>
+          <w:instrText xml:space="preserve"> PAGEREF _Toc223680199 \h </w:instrText>
         </w:r>
         <w:r>
           <w:rPr>
@@ -395,7 +381,7 @@
           <w14:ligatures w14:val="standardContextual"/>
         </w:rPr>
       </w:pPr>
-      <w:hyperlink w:anchor="_Toc221699687" w:history="1">
+      <w:hyperlink w:anchor="_Toc223680200" w:history="1">
         <w:r>
           <w:rPr>
             <w:rStyle w:val="Lienhypertexte"/>
@@ -441,7 +427,7 @@
             <w:noProof/>
             <w:webHidden/>
           </w:rPr>
-          <w:instrText xml:space="preserve"> PAGEREF _Toc221699687 \h </w:instrText>
+          <w:instrText xml:space="preserve"> PAGEREF _Toc223680200 \h </w:instrText>
         </w:r>
         <w:r>
           <w:rPr>
@@ -489,7 +475,7 @@
           <w14:ligatures w14:val="standardContextual"/>
         </w:rPr>
       </w:pPr>
-      <w:hyperlink w:anchor="_Toc221699688" w:history="1">
+      <w:hyperlink w:anchor="_Toc223680201" w:history="1">
         <w:r>
           <w:rPr>
             <w:rStyle w:val="Lienhypertexte"/>
@@ -535,7 +521,7 @@
             <w:noProof/>
             <w:webHidden/>
           </w:rPr>
-          <w:instrText xml:space="preserve"> PAGEREF _Toc221699688 \h </w:instrText>
+          <w:instrText xml:space="preserve"> PAGEREF _Toc223680201 \h </w:instrText>
         </w:r>
         <w:r>
           <w:rPr>
@@ -583,7 +569,7 @@
           <w14:ligatures w14:val="standardContextual"/>
         </w:rPr>
       </w:pPr>
-      <w:hyperlink w:anchor="_Toc221699689" w:history="1">
+      <w:hyperlink w:anchor="_Toc223680202" w:history="1">
         <w:r>
           <w:rPr>
             <w:rStyle w:val="Lienhypertexte"/>
@@ -629,7 +615,7 @@
             <w:noProof/>
             <w:webHidden/>
           </w:rPr>
-          <w:instrText xml:space="preserve"> PAGEREF _Toc221699689 \h </w:instrText>
+          <w:instrText xml:space="preserve"> PAGEREF _Toc223680202 \h </w:instrText>
         </w:r>
         <w:r>
           <w:rPr>
@@ -679,7 +665,7 @@
           <w14:ligatures w14:val="standardContextual"/>
         </w:rPr>
       </w:pPr>
-      <w:hyperlink w:anchor="_Toc221699690" w:history="1">
+      <w:hyperlink w:anchor="_Toc223680203" w:history="1">
         <w:r>
           <w:rPr>
             <w:rStyle w:val="Lienhypertexte"/>
@@ -727,7 +713,7 @@
             <w:noProof/>
             <w:webHidden/>
           </w:rPr>
-          <w:instrText xml:space="preserve"> PAGEREF _Toc221699690 \h </w:instrText>
+          <w:instrText xml:space="preserve"> PAGEREF _Toc223680203 \h </w:instrText>
         </w:r>
         <w:r>
           <w:rPr>
@@ -775,7 +761,7 @@
           <w14:ligatures w14:val="standardContextual"/>
         </w:rPr>
       </w:pPr>
-      <w:hyperlink w:anchor="_Toc221699691" w:history="1">
+      <w:hyperlink w:anchor="_Toc223680204" w:history="1">
         <w:r>
           <w:rPr>
             <w:rStyle w:val="Lienhypertexte"/>
@@ -821,7 +807,7 @@
             <w:noProof/>
             <w:webHidden/>
           </w:rPr>
-          <w:instrText xml:space="preserve"> PAGEREF _Toc221699691 \h </w:instrText>
+          <w:instrText xml:space="preserve"> PAGEREF _Toc223680204 \h </w:instrText>
         </w:r>
         <w:r>
           <w:rPr>
@@ -870,7 +856,7 @@
           <w14:ligatures w14:val="standardContextual"/>
         </w:rPr>
       </w:pPr>
-      <w:hyperlink w:anchor="_Toc221699692" w:history="1">
+      <w:hyperlink w:anchor="_Toc223680205" w:history="1">
         <w:r>
           <w:rPr>
             <w:rStyle w:val="Lienhypertexte"/>
@@ -917,7 +903,7 @@
             <w:noProof/>
             <w:webHidden/>
           </w:rPr>
-          <w:instrText xml:space="preserve"> PAGEREF _Toc221699692 \h </w:instrText>
+          <w:instrText xml:space="preserve"> PAGEREF _Toc223680205 \h </w:instrText>
         </w:r>
         <w:r>
           <w:rPr>
@@ -966,7 +952,7 @@
           <w14:ligatures w14:val="standardContextual"/>
         </w:rPr>
       </w:pPr>
-      <w:hyperlink w:anchor="_Toc221699693" w:history="1">
+      <w:hyperlink w:anchor="_Toc223680206" w:history="1">
         <w:r>
           <w:rPr>
             <w:rStyle w:val="Lienhypertexte"/>
@@ -1013,7 +999,7 @@
             <w:noProof/>
             <w:webHidden/>
           </w:rPr>
-          <w:instrText xml:space="preserve"> PAGEREF _Toc221699693 \h </w:instrText>
+          <w:instrText xml:space="preserve"> PAGEREF _Toc223680206 \h </w:instrText>
         </w:r>
         <w:r>
           <w:rPr>
@@ -1033,7 +1019,295 @@
             <w:noProof/>
             <w:webHidden/>
           </w:rPr>
-          <w:t>3</w:t>
+          <w:t>4</w:t>
+        </w:r>
+        <w:r>
+          <w:rPr>
+            <w:noProof/>
+            <w:webHidden/>
+          </w:rPr>
+          <w:fldChar w:fldCharType="end"/>
+        </w:r>
+      </w:hyperlink>
+    </w:p>
+    <w:p>
+      <w:pPr>
+        <w:pStyle w:val="TM3"/>
+        <w:tabs>
+          <w:tab w:val="left" w:pos="1400"/>
+          <w:tab w:val="right" w:leader="dot" w:pos="9060"/>
+        </w:tabs>
+        <w:rPr>
+          <w:rFonts w:eastAsiaTheme="minorEastAsia" w:cstheme="minorBidi"/>
+          <w:i w:val="0"/>
+          <w:iCs w:val="0"/>
+          <w:noProof/>
+          <w:kern w:val="2"/>
+          <w:sz w:val="24"/>
+          <w:szCs w:val="24"/>
+          <w14:ligatures w14:val="standardContextual"/>
+        </w:rPr>
+      </w:pPr>
+      <w:hyperlink w:anchor="_Toc223680207" w:history="1">
+        <w:r>
+          <w:rPr>
+            <w:rStyle w:val="Lienhypertexte"/>
+            <w:noProof/>
+          </w:rPr>
+          <w:t>2.1.2.1</w:t>
+        </w:r>
+        <w:r>
+          <w:rPr>
+            <w:rFonts w:eastAsiaTheme="minorEastAsia" w:cstheme="minorBidi"/>
+            <w:i w:val="0"/>
+            <w:iCs w:val="0"/>
+            <w:noProof/>
+            <w:kern w:val="2"/>
+            <w:sz w:val="24"/>
+            <w:szCs w:val="24"/>
+            <w14:ligatures w14:val="standardContextual"/>
+          </w:rPr>
+          <w:tab/>
+        </w:r>
+        <w:r>
+          <w:rPr>
+            <w:rStyle w:val="Lienhypertexte"/>
+            <w:noProof/>
+          </w:rPr>
+          <w:t>Utilisateur simple</w:t>
+        </w:r>
+        <w:r>
+          <w:rPr>
+            <w:noProof/>
+            <w:webHidden/>
+          </w:rPr>
+          <w:tab/>
+        </w:r>
+        <w:r>
+          <w:rPr>
+            <w:noProof/>
+            <w:webHidden/>
+          </w:rPr>
+          <w:fldChar w:fldCharType="begin"/>
+        </w:r>
+        <w:r>
+          <w:rPr>
+            <w:noProof/>
+            <w:webHidden/>
+          </w:rPr>
+          <w:instrText xml:space="preserve"> PAGEREF _Toc223680207 \h </w:instrText>
+        </w:r>
+        <w:r>
+          <w:rPr>
+            <w:noProof/>
+            <w:webHidden/>
+          </w:rPr>
+        </w:r>
+        <w:r>
+          <w:rPr>
+            <w:noProof/>
+            <w:webHidden/>
+          </w:rPr>
+          <w:fldChar w:fldCharType="separate"/>
+        </w:r>
+        <w:r>
+          <w:rPr>
+            <w:noProof/>
+            <w:webHidden/>
+          </w:rPr>
+          <w:t>4</w:t>
+        </w:r>
+        <w:r>
+          <w:rPr>
+            <w:noProof/>
+            <w:webHidden/>
+          </w:rPr>
+          <w:fldChar w:fldCharType="end"/>
+        </w:r>
+      </w:hyperlink>
+    </w:p>
+    <w:p>
+      <w:pPr>
+        <w:pStyle w:val="TM3"/>
+        <w:tabs>
+          <w:tab w:val="left" w:pos="1400"/>
+          <w:tab w:val="right" w:leader="dot" w:pos="9060"/>
+        </w:tabs>
+        <w:rPr>
+          <w:rFonts w:eastAsiaTheme="minorEastAsia" w:cstheme="minorBidi"/>
+          <w:i w:val="0"/>
+          <w:iCs w:val="0"/>
+          <w:noProof/>
+          <w:kern w:val="2"/>
+          <w:sz w:val="24"/>
+          <w:szCs w:val="24"/>
+          <w14:ligatures w14:val="standardContextual"/>
+        </w:rPr>
+      </w:pPr>
+      <w:hyperlink w:anchor="_Toc223680208" w:history="1">
+        <w:r>
+          <w:rPr>
+            <w:rStyle w:val="Lienhypertexte"/>
+            <w:noProof/>
+          </w:rPr>
+          <w:t>2.1.2.2</w:t>
+        </w:r>
+        <w:r>
+          <w:rPr>
+            <w:rFonts w:eastAsiaTheme="minorEastAsia" w:cstheme="minorBidi"/>
+            <w:i w:val="0"/>
+            <w:iCs w:val="0"/>
+            <w:noProof/>
+            <w:kern w:val="2"/>
+            <w:sz w:val="24"/>
+            <w:szCs w:val="24"/>
+            <w14:ligatures w14:val="standardContextual"/>
+          </w:rPr>
+          <w:tab/>
+        </w:r>
+        <w:r>
+          <w:rPr>
+            <w:rStyle w:val="Lienhypertexte"/>
+            <w:noProof/>
+          </w:rPr>
+          <w:t>Administrateur / Propriétaire du livre</w:t>
+        </w:r>
+        <w:r>
+          <w:rPr>
+            <w:noProof/>
+            <w:webHidden/>
+          </w:rPr>
+          <w:tab/>
+        </w:r>
+        <w:r>
+          <w:rPr>
+            <w:noProof/>
+            <w:webHidden/>
+          </w:rPr>
+          <w:fldChar w:fldCharType="begin"/>
+        </w:r>
+        <w:r>
+          <w:rPr>
+            <w:noProof/>
+            <w:webHidden/>
+          </w:rPr>
+          <w:instrText xml:space="preserve"> PAGEREF _Toc223680208 \h </w:instrText>
+        </w:r>
+        <w:r>
+          <w:rPr>
+            <w:noProof/>
+            <w:webHidden/>
+          </w:rPr>
+        </w:r>
+        <w:r>
+          <w:rPr>
+            <w:noProof/>
+            <w:webHidden/>
+          </w:rPr>
+          <w:fldChar w:fldCharType="separate"/>
+        </w:r>
+        <w:r>
+          <w:rPr>
+            <w:noProof/>
+            <w:webHidden/>
+          </w:rPr>
+          <w:t>4</w:t>
+        </w:r>
+        <w:r>
+          <w:rPr>
+            <w:noProof/>
+            <w:webHidden/>
+          </w:rPr>
+          <w:fldChar w:fldCharType="end"/>
+        </w:r>
+      </w:hyperlink>
+    </w:p>
+    <w:p>
+      <w:pPr>
+        <w:pStyle w:val="TM3"/>
+        <w:tabs>
+          <w:tab w:val="left" w:pos="1400"/>
+          <w:tab w:val="right" w:leader="dot" w:pos="9060"/>
+        </w:tabs>
+        <w:rPr>
+          <w:rFonts w:eastAsiaTheme="minorEastAsia" w:cstheme="minorBidi"/>
+          <w:i w:val="0"/>
+          <w:iCs w:val="0"/>
+          <w:noProof/>
+          <w:kern w:val="2"/>
+          <w:sz w:val="24"/>
+          <w:szCs w:val="24"/>
+          <w14:ligatures w14:val="standardContextual"/>
+        </w:rPr>
+      </w:pPr>
+      <w:hyperlink w:anchor="_Toc223680209" w:history="1">
+        <w:r>
+          <w:rPr>
+            <w:rStyle w:val="Lienhypertexte"/>
+            <w:noProof/>
+          </w:rPr>
+          <w:t>2.1.2.3</w:t>
+        </w:r>
+        <w:r>
+          <w:rPr>
+            <w:rFonts w:eastAsiaTheme="minorEastAsia" w:cstheme="minorBidi"/>
+            <w:i w:val="0"/>
+            <w:iCs w:val="0"/>
+            <w:noProof/>
+            <w:kern w:val="2"/>
+            <w:sz w:val="24"/>
+            <w:szCs w:val="24"/>
+            <w14:ligatures w14:val="standardContextual"/>
+          </w:rPr>
+          <w:tab/>
+        </w:r>
+        <w:r>
+          <w:rPr>
+            <w:rStyle w:val="Lienhypertexte"/>
+            <w:noProof/>
+          </w:rPr>
+          <w:t>Popup ajouter un commentaire</w:t>
+        </w:r>
+        <w:r>
+          <w:rPr>
+            <w:noProof/>
+            <w:webHidden/>
+          </w:rPr>
+          <w:tab/>
+        </w:r>
+        <w:r>
+          <w:rPr>
+            <w:noProof/>
+            <w:webHidden/>
+          </w:rPr>
+          <w:fldChar w:fldCharType="begin"/>
+        </w:r>
+        <w:r>
+          <w:rPr>
+            <w:noProof/>
+            <w:webHidden/>
+          </w:rPr>
+          <w:instrText xml:space="preserve"> PAGEREF _Toc223680209 \h </w:instrText>
+        </w:r>
+        <w:r>
+          <w:rPr>
+            <w:noProof/>
+            <w:webHidden/>
+          </w:rPr>
+        </w:r>
+        <w:r>
+          <w:rPr>
+            <w:noProof/>
+            <w:webHidden/>
+          </w:rPr>
+          <w:fldChar w:fldCharType="separate"/>
+        </w:r>
+        <w:r>
+          <w:rPr>
+            <w:noProof/>
+            <w:webHidden/>
+          </w:rPr>
+          <w:t>5</w:t>
         </w:r>
         <w:r>
           <w:rPr>
@@ -1062,7 +1336,7 @@
           <w14:ligatures w14:val="standardContextual"/>
         </w:rPr>
       </w:pPr>
-      <w:hyperlink w:anchor="_Toc221699694" w:history="1">
+      <w:hyperlink w:anchor="_Toc223680210" w:history="1">
         <w:r>
           <w:rPr>
             <w:rStyle w:val="Lienhypertexte"/>
@@ -1088,7 +1362,7 @@
             <w:rStyle w:val="Lienhypertexte"/>
             <w:noProof/>
           </w:rPr>
-          <w:t>Compte Création</w:t>
+          <w:t>Compte</w:t>
         </w:r>
         <w:r>
           <w:rPr>
@@ -1109,7 +1383,7 @@
             <w:noProof/>
             <w:webHidden/>
           </w:rPr>
-          <w:instrText xml:space="preserve"> PAGEREF _Toc221699694 \h </w:instrText>
+          <w:instrText xml:space="preserve"> PAGEREF _Toc223680210 \h </w:instrText>
         </w:r>
         <w:r>
           <w:rPr>
@@ -1129,7 +1403,487 @@
             <w:noProof/>
             <w:webHidden/>
           </w:rPr>
-          <w:t>3</w:t>
+          <w:t>5</w:t>
+        </w:r>
+        <w:r>
+          <w:rPr>
+            <w:noProof/>
+            <w:webHidden/>
+          </w:rPr>
+          <w:fldChar w:fldCharType="end"/>
+        </w:r>
+      </w:hyperlink>
+    </w:p>
+    <w:p>
+      <w:pPr>
+        <w:pStyle w:val="TM3"/>
+        <w:tabs>
+          <w:tab w:val="left" w:pos="1400"/>
+          <w:tab w:val="right" w:leader="dot" w:pos="9060"/>
+        </w:tabs>
+        <w:rPr>
+          <w:rFonts w:eastAsiaTheme="minorEastAsia" w:cstheme="minorBidi"/>
+          <w:i w:val="0"/>
+          <w:iCs w:val="0"/>
+          <w:noProof/>
+          <w:kern w:val="2"/>
+          <w:sz w:val="24"/>
+          <w:szCs w:val="24"/>
+          <w14:ligatures w14:val="standardContextual"/>
+        </w:rPr>
+      </w:pPr>
+      <w:hyperlink w:anchor="_Toc223680211" w:history="1">
+        <w:r>
+          <w:rPr>
+            <w:rStyle w:val="Lienhypertexte"/>
+            <w:noProof/>
+          </w:rPr>
+          <w:t>2.1.3.1</w:t>
+        </w:r>
+        <w:r>
+          <w:rPr>
+            <w:rFonts w:eastAsiaTheme="minorEastAsia" w:cstheme="minorBidi"/>
+            <w:i w:val="0"/>
+            <w:iCs w:val="0"/>
+            <w:noProof/>
+            <w:kern w:val="2"/>
+            <w:sz w:val="24"/>
+            <w:szCs w:val="24"/>
+            <w14:ligatures w14:val="standardContextual"/>
+          </w:rPr>
+          <w:tab/>
+        </w:r>
+        <w:r>
+          <w:rPr>
+            <w:rStyle w:val="Lienhypertexte"/>
+            <w:noProof/>
+          </w:rPr>
+          <w:t>Accueil</w:t>
+        </w:r>
+        <w:r>
+          <w:rPr>
+            <w:noProof/>
+            <w:webHidden/>
+          </w:rPr>
+          <w:tab/>
+        </w:r>
+        <w:r>
+          <w:rPr>
+            <w:noProof/>
+            <w:webHidden/>
+          </w:rPr>
+          <w:fldChar w:fldCharType="begin"/>
+        </w:r>
+        <w:r>
+          <w:rPr>
+            <w:noProof/>
+            <w:webHidden/>
+          </w:rPr>
+          <w:instrText xml:space="preserve"> PAGEREF _Toc223680211 \h </w:instrText>
+        </w:r>
+        <w:r>
+          <w:rPr>
+            <w:noProof/>
+            <w:webHidden/>
+          </w:rPr>
+        </w:r>
+        <w:r>
+          <w:rPr>
+            <w:noProof/>
+            <w:webHidden/>
+          </w:rPr>
+          <w:fldChar w:fldCharType="separate"/>
+        </w:r>
+        <w:r>
+          <w:rPr>
+            <w:noProof/>
+            <w:webHidden/>
+          </w:rPr>
+          <w:t>5</w:t>
+        </w:r>
+        <w:r>
+          <w:rPr>
+            <w:noProof/>
+            <w:webHidden/>
+          </w:rPr>
+          <w:fldChar w:fldCharType="end"/>
+        </w:r>
+      </w:hyperlink>
+    </w:p>
+    <w:p>
+      <w:pPr>
+        <w:pStyle w:val="TM3"/>
+        <w:tabs>
+          <w:tab w:val="left" w:pos="1600"/>
+          <w:tab w:val="right" w:leader="dot" w:pos="9060"/>
+        </w:tabs>
+        <w:rPr>
+          <w:rFonts w:eastAsiaTheme="minorEastAsia" w:cstheme="minorBidi"/>
+          <w:i w:val="0"/>
+          <w:iCs w:val="0"/>
+          <w:noProof/>
+          <w:kern w:val="2"/>
+          <w:sz w:val="24"/>
+          <w:szCs w:val="24"/>
+          <w14:ligatures w14:val="standardContextual"/>
+        </w:rPr>
+      </w:pPr>
+      <w:hyperlink w:anchor="_Toc223680212" w:history="1">
+        <w:r>
+          <w:rPr>
+            <w:rStyle w:val="Lienhypertexte"/>
+            <w:noProof/>
+          </w:rPr>
+          <w:t>2.1.3.1.1</w:t>
+        </w:r>
+        <w:r>
+          <w:rPr>
+            <w:rFonts w:eastAsiaTheme="minorEastAsia" w:cstheme="minorBidi"/>
+            <w:i w:val="0"/>
+            <w:iCs w:val="0"/>
+            <w:noProof/>
+            <w:kern w:val="2"/>
+            <w:sz w:val="24"/>
+            <w:szCs w:val="24"/>
+            <w14:ligatures w14:val="standardContextual"/>
+          </w:rPr>
+          <w:tab/>
+        </w:r>
+        <w:r>
+          <w:rPr>
+            <w:rStyle w:val="Lienhypertexte"/>
+            <w:noProof/>
+          </w:rPr>
+          <w:t>Utilisateur</w:t>
+        </w:r>
+        <w:r>
+          <w:rPr>
+            <w:noProof/>
+            <w:webHidden/>
+          </w:rPr>
+          <w:tab/>
+        </w:r>
+        <w:r>
+          <w:rPr>
+            <w:noProof/>
+            <w:webHidden/>
+          </w:rPr>
+          <w:fldChar w:fldCharType="begin"/>
+        </w:r>
+        <w:r>
+          <w:rPr>
+            <w:noProof/>
+            <w:webHidden/>
+          </w:rPr>
+          <w:instrText xml:space="preserve"> PAGEREF _Toc223680212 \h </w:instrText>
+        </w:r>
+        <w:r>
+          <w:rPr>
+            <w:noProof/>
+            <w:webHidden/>
+          </w:rPr>
+        </w:r>
+        <w:r>
+          <w:rPr>
+            <w:noProof/>
+            <w:webHidden/>
+          </w:rPr>
+          <w:fldChar w:fldCharType="separate"/>
+        </w:r>
+        <w:r>
+          <w:rPr>
+            <w:noProof/>
+            <w:webHidden/>
+          </w:rPr>
+          <w:t>5</w:t>
+        </w:r>
+        <w:r>
+          <w:rPr>
+            <w:noProof/>
+            <w:webHidden/>
+          </w:rPr>
+          <w:fldChar w:fldCharType="end"/>
+        </w:r>
+      </w:hyperlink>
+    </w:p>
+    <w:p>
+      <w:pPr>
+        <w:pStyle w:val="TM3"/>
+        <w:tabs>
+          <w:tab w:val="left" w:pos="1600"/>
+          <w:tab w:val="right" w:leader="dot" w:pos="9060"/>
+        </w:tabs>
+        <w:rPr>
+          <w:rFonts w:eastAsiaTheme="minorEastAsia" w:cstheme="minorBidi"/>
+          <w:i w:val="0"/>
+          <w:iCs w:val="0"/>
+          <w:noProof/>
+          <w:kern w:val="2"/>
+          <w:sz w:val="24"/>
+          <w:szCs w:val="24"/>
+          <w14:ligatures w14:val="standardContextual"/>
+        </w:rPr>
+      </w:pPr>
+      <w:hyperlink w:anchor="_Toc223680213" w:history="1">
+        <w:r>
+          <w:rPr>
+            <w:rStyle w:val="Lienhypertexte"/>
+            <w:noProof/>
+          </w:rPr>
+          <w:t>2.1.3.1.2</w:t>
+        </w:r>
+        <w:r>
+          <w:rPr>
+            <w:rFonts w:eastAsiaTheme="minorEastAsia" w:cstheme="minorBidi"/>
+            <w:i w:val="0"/>
+            <w:iCs w:val="0"/>
+            <w:noProof/>
+            <w:kern w:val="2"/>
+            <w:sz w:val="24"/>
+            <w:szCs w:val="24"/>
+            <w14:ligatures w14:val="standardContextual"/>
+          </w:rPr>
+          <w:tab/>
+        </w:r>
+        <w:r>
+          <w:rPr>
+            <w:rStyle w:val="Lienhypertexte"/>
+            <w:noProof/>
+          </w:rPr>
+          <w:t>Administrateur / Propriétaire du compte</w:t>
+        </w:r>
+        <w:r>
+          <w:rPr>
+            <w:noProof/>
+            <w:webHidden/>
+          </w:rPr>
+          <w:tab/>
+        </w:r>
+        <w:r>
+          <w:rPr>
+            <w:noProof/>
+            <w:webHidden/>
+          </w:rPr>
+          <w:fldChar w:fldCharType="begin"/>
+        </w:r>
+        <w:r>
+          <w:rPr>
+            <w:noProof/>
+            <w:webHidden/>
+          </w:rPr>
+          <w:instrText xml:space="preserve"> PAGEREF _Toc223680213 \h </w:instrText>
+        </w:r>
+        <w:r>
+          <w:rPr>
+            <w:noProof/>
+            <w:webHidden/>
+          </w:rPr>
+        </w:r>
+        <w:r>
+          <w:rPr>
+            <w:noProof/>
+            <w:webHidden/>
+          </w:rPr>
+          <w:fldChar w:fldCharType="separate"/>
+        </w:r>
+        <w:r>
+          <w:rPr>
+            <w:noProof/>
+            <w:webHidden/>
+          </w:rPr>
+          <w:t>6</w:t>
+        </w:r>
+        <w:r>
+          <w:rPr>
+            <w:noProof/>
+            <w:webHidden/>
+          </w:rPr>
+          <w:fldChar w:fldCharType="end"/>
+        </w:r>
+      </w:hyperlink>
+    </w:p>
+    <w:p>
+      <w:pPr>
+        <w:pStyle w:val="TM3"/>
+        <w:tabs>
+          <w:tab w:val="left" w:pos="1400"/>
+          <w:tab w:val="right" w:leader="dot" w:pos="9060"/>
+        </w:tabs>
+        <w:rPr>
+          <w:rFonts w:eastAsiaTheme="minorEastAsia" w:cstheme="minorBidi"/>
+          <w:i w:val="0"/>
+          <w:iCs w:val="0"/>
+          <w:noProof/>
+          <w:kern w:val="2"/>
+          <w:sz w:val="24"/>
+          <w:szCs w:val="24"/>
+          <w14:ligatures w14:val="standardContextual"/>
+        </w:rPr>
+      </w:pPr>
+      <w:hyperlink w:anchor="_Toc223680214" w:history="1">
+        <w:r>
+          <w:rPr>
+            <w:rStyle w:val="Lienhypertexte"/>
+            <w:noProof/>
+          </w:rPr>
+          <w:t>2.1.3.2</w:t>
+        </w:r>
+        <w:r>
+          <w:rPr>
+            <w:rFonts w:eastAsiaTheme="minorEastAsia" w:cstheme="minorBidi"/>
+            <w:i w:val="0"/>
+            <w:iCs w:val="0"/>
+            <w:noProof/>
+            <w:kern w:val="2"/>
+            <w:sz w:val="24"/>
+            <w:szCs w:val="24"/>
+            <w14:ligatures w14:val="standardContextual"/>
+          </w:rPr>
+          <w:tab/>
+        </w:r>
+        <w:r>
+          <w:rPr>
+            <w:rStyle w:val="Lienhypertexte"/>
+            <w:noProof/>
+          </w:rPr>
+          <w:t>S’inscrire</w:t>
+        </w:r>
+        <w:r>
+          <w:rPr>
+            <w:noProof/>
+            <w:webHidden/>
+          </w:rPr>
+          <w:tab/>
+        </w:r>
+        <w:r>
+          <w:rPr>
+            <w:noProof/>
+            <w:webHidden/>
+          </w:rPr>
+          <w:fldChar w:fldCharType="begin"/>
+        </w:r>
+        <w:r>
+          <w:rPr>
+            <w:noProof/>
+            <w:webHidden/>
+          </w:rPr>
+          <w:instrText xml:space="preserve"> PAGEREF _Toc223680214 \h </w:instrText>
+        </w:r>
+        <w:r>
+          <w:rPr>
+            <w:noProof/>
+            <w:webHidden/>
+          </w:rPr>
+        </w:r>
+        <w:r>
+          <w:rPr>
+            <w:noProof/>
+            <w:webHidden/>
+          </w:rPr>
+          <w:fldChar w:fldCharType="separate"/>
+        </w:r>
+        <w:r>
+          <w:rPr>
+            <w:noProof/>
+            <w:webHidden/>
+          </w:rPr>
+          <w:t>6</w:t>
+        </w:r>
+        <w:r>
+          <w:rPr>
+            <w:noProof/>
+            <w:webHidden/>
+          </w:rPr>
+          <w:fldChar w:fldCharType="end"/>
+        </w:r>
+      </w:hyperlink>
+    </w:p>
+    <w:p>
+      <w:pPr>
+        <w:pStyle w:val="TM3"/>
+        <w:tabs>
+          <w:tab w:val="left" w:pos="1400"/>
+          <w:tab w:val="right" w:leader="dot" w:pos="9060"/>
+        </w:tabs>
+        <w:rPr>
+          <w:rFonts w:eastAsiaTheme="minorEastAsia" w:cstheme="minorBidi"/>
+          <w:i w:val="0"/>
+          <w:iCs w:val="0"/>
+          <w:noProof/>
+          <w:kern w:val="2"/>
+          <w:sz w:val="24"/>
+          <w:szCs w:val="24"/>
+          <w14:ligatures w14:val="standardContextual"/>
+        </w:rPr>
+      </w:pPr>
+      <w:hyperlink w:anchor="_Toc223680215" w:history="1">
+        <w:r>
+          <w:rPr>
+            <w:rStyle w:val="Lienhypertexte"/>
+            <w:noProof/>
+          </w:rPr>
+          <w:t>2.1.3.3</w:t>
+        </w:r>
+        <w:r>
+          <w:rPr>
+            <w:rFonts w:eastAsiaTheme="minorEastAsia" w:cstheme="minorBidi"/>
+            <w:i w:val="0"/>
+            <w:iCs w:val="0"/>
+            <w:noProof/>
+            <w:kern w:val="2"/>
+            <w:sz w:val="24"/>
+            <w:szCs w:val="24"/>
+            <w14:ligatures w14:val="standardContextual"/>
+          </w:rPr>
+          <w:tab/>
+        </w:r>
+        <w:r>
+          <w:rPr>
+            <w:rStyle w:val="Lienhypertexte"/>
+            <w:noProof/>
+          </w:rPr>
+          <w:t>Se connecter</w:t>
+        </w:r>
+        <w:r>
+          <w:rPr>
+            <w:noProof/>
+            <w:webHidden/>
+          </w:rPr>
+          <w:tab/>
+        </w:r>
+        <w:r>
+          <w:rPr>
+            <w:noProof/>
+            <w:webHidden/>
+          </w:rPr>
+          <w:fldChar w:fldCharType="begin"/>
+        </w:r>
+        <w:r>
+          <w:rPr>
+            <w:noProof/>
+            <w:webHidden/>
+          </w:rPr>
+          <w:instrText xml:space="preserve"> PAGEREF _Toc223680215 \h </w:instrText>
+        </w:r>
+        <w:r>
+          <w:rPr>
+            <w:noProof/>
+            <w:webHidden/>
+          </w:rPr>
+        </w:r>
+        <w:r>
+          <w:rPr>
+            <w:noProof/>
+            <w:webHidden/>
+          </w:rPr>
+          <w:fldChar w:fldCharType="separate"/>
+        </w:r>
+        <w:r>
+          <w:rPr>
+            <w:noProof/>
+            <w:webHidden/>
+          </w:rPr>
+          <w:t>7</w:t>
         </w:r>
         <w:r>
           <w:rPr>
@@ -1158,7 +1912,7 @@
           <w14:ligatures w14:val="standardContextual"/>
         </w:rPr>
       </w:pPr>
-      <w:hyperlink w:anchor="_Toc221699695" w:history="1">
+      <w:hyperlink w:anchor="_Toc223680216" w:history="1">
         <w:r>
           <w:rPr>
             <w:rStyle w:val="Lienhypertexte"/>
@@ -1205,7 +1959,7 @@
             <w:noProof/>
             <w:webHidden/>
           </w:rPr>
-          <w:instrText xml:space="preserve"> PAGEREF _Toc221699695 \h </w:instrText>
+          <w:instrText xml:space="preserve"> PAGEREF _Toc223680216 \h </w:instrText>
         </w:r>
         <w:r>
           <w:rPr>
@@ -1225,7 +1979,7 @@
             <w:noProof/>
             <w:webHidden/>
           </w:rPr>
-          <w:t>3</w:t>
+          <w:t>7</w:t>
         </w:r>
         <w:r>
           <w:rPr>
@@ -1254,7 +2008,7 @@
           <w14:ligatures w14:val="standardContextual"/>
         </w:rPr>
       </w:pPr>
-      <w:hyperlink w:anchor="_Toc221699696" w:history="1">
+      <w:hyperlink w:anchor="_Toc223680217" w:history="1">
         <w:r>
           <w:rPr>
             <w:rStyle w:val="Lienhypertexte"/>
@@ -1301,7 +2055,7 @@
             <w:noProof/>
             <w:webHidden/>
           </w:rPr>
-          <w:instrText xml:space="preserve"> PAGEREF _Toc221699696 \h </w:instrText>
+          <w:instrText xml:space="preserve"> PAGEREF _Toc223680217 \h </w:instrText>
         </w:r>
         <w:r>
           <w:rPr>
@@ -1321,7 +2075,7 @@
             <w:noProof/>
             <w:webHidden/>
           </w:rPr>
-          <w:t>3</w:t>
+          <w:t>8</w:t>
         </w:r>
         <w:r>
           <w:rPr>
@@ -1350,7 +2104,7 @@
           <w14:ligatures w14:val="standardContextual"/>
         </w:rPr>
       </w:pPr>
-      <w:hyperlink w:anchor="_Toc221699697" w:history="1">
+      <w:hyperlink w:anchor="_Toc223680218" w:history="1">
         <w:r>
           <w:rPr>
             <w:rStyle w:val="Lienhypertexte"/>
@@ -1397,7 +2151,7 @@
             <w:noProof/>
             <w:webHidden/>
           </w:rPr>
-          <w:instrText xml:space="preserve"> PAGEREF _Toc221699697 \h </w:instrText>
+          <w:instrText xml:space="preserve"> PAGEREF _Toc223680218 \h </w:instrText>
         </w:r>
         <w:r>
           <w:rPr>
@@ -1417,7 +2171,7 @@
             <w:noProof/>
             <w:webHidden/>
           </w:rPr>
-          <w:t>3</w:t>
+          <w:t>8</w:t>
         </w:r>
         <w:r>
           <w:rPr>
@@ -1446,7 +2200,7 @@
           <w14:ligatures w14:val="standardContextual"/>
         </w:rPr>
       </w:pPr>
-      <w:hyperlink w:anchor="_Toc221699698" w:history="1">
+      <w:hyperlink w:anchor="_Toc223680219" w:history="1">
         <w:r>
           <w:rPr>
             <w:rStyle w:val="Lienhypertexte"/>
@@ -1472,7 +2226,7 @@
             <w:rStyle w:val="Lienhypertexte"/>
             <w:noProof/>
           </w:rPr>
-          <w:t>Compte</w:t>
+          <w:t>Palette de couleurs</w:t>
         </w:r>
         <w:r>
           <w:rPr>
@@ -1493,7 +2247,7 @@
             <w:noProof/>
             <w:webHidden/>
           </w:rPr>
-          <w:instrText xml:space="preserve"> PAGEREF _Toc221699698 \h </w:instrText>
+          <w:instrText xml:space="preserve"> PAGEREF _Toc223680219 \h </w:instrText>
         </w:r>
         <w:r>
           <w:rPr>
@@ -1513,7 +2267,101 @@
             <w:noProof/>
             <w:webHidden/>
           </w:rPr>
-          <w:t>3</w:t>
+          <w:t>9</w:t>
+        </w:r>
+        <w:r>
+          <w:rPr>
+            <w:noProof/>
+            <w:webHidden/>
+          </w:rPr>
+          <w:fldChar w:fldCharType="end"/>
+        </w:r>
+      </w:hyperlink>
+    </w:p>
+    <w:p>
+      <w:pPr>
+        <w:pStyle w:val="TM2"/>
+        <w:tabs>
+          <w:tab w:val="left" w:pos="800"/>
+          <w:tab w:val="right" w:leader="dot" w:pos="9060"/>
+        </w:tabs>
+        <w:rPr>
+          <w:rFonts w:eastAsiaTheme="minorEastAsia" w:cstheme="minorBidi"/>
+          <w:smallCaps w:val="0"/>
+          <w:noProof/>
+          <w:kern w:val="2"/>
+          <w:sz w:val="24"/>
+          <w:szCs w:val="24"/>
+          <w14:ligatures w14:val="standardContextual"/>
+        </w:rPr>
+      </w:pPr>
+      <w:hyperlink w:anchor="_Toc223680220" w:history="1">
+        <w:r>
+          <w:rPr>
+            <w:rStyle w:val="Lienhypertexte"/>
+            <w:noProof/>
+          </w:rPr>
+          <w:t>2.2</w:t>
+        </w:r>
+        <w:r>
+          <w:rPr>
+            <w:rFonts w:eastAsiaTheme="minorEastAsia" w:cstheme="minorBidi"/>
+            <w:smallCaps w:val="0"/>
+            <w:noProof/>
+            <w:kern w:val="2"/>
+            <w:sz w:val="24"/>
+            <w:szCs w:val="24"/>
+            <w14:ligatures w14:val="standardContextual"/>
+          </w:rPr>
+          <w:tab/>
+        </w:r>
+        <w:r>
+          <w:rPr>
+            <w:rStyle w:val="Lienhypertexte"/>
+            <w:noProof/>
+          </w:rPr>
+          <w:t>Product Backlog</w:t>
+        </w:r>
+        <w:r>
+          <w:rPr>
+            <w:noProof/>
+            <w:webHidden/>
+          </w:rPr>
+          <w:tab/>
+        </w:r>
+        <w:r>
+          <w:rPr>
+            <w:noProof/>
+            <w:webHidden/>
+          </w:rPr>
+          <w:fldChar w:fldCharType="begin"/>
+        </w:r>
+        <w:r>
+          <w:rPr>
+            <w:noProof/>
+            <w:webHidden/>
+          </w:rPr>
+          <w:instrText xml:space="preserve"> PAGEREF _Toc223680220 \h </w:instrText>
+        </w:r>
+        <w:r>
+          <w:rPr>
+            <w:noProof/>
+            <w:webHidden/>
+          </w:rPr>
+        </w:r>
+        <w:r>
+          <w:rPr>
+            <w:noProof/>
+            <w:webHidden/>
+          </w:rPr>
+          <w:fldChar w:fldCharType="separate"/>
+        </w:r>
+        <w:r>
+          <w:rPr>
+            <w:noProof/>
+            <w:webHidden/>
+          </w:rPr>
+          <w:t>9</w:t>
         </w:r>
         <w:r>
           <w:rPr>
@@ -1542,13 +2390,13 @@
           <w14:ligatures w14:val="standardContextual"/>
         </w:rPr>
       </w:pPr>
-      <w:hyperlink w:anchor="_Toc221699699" w:history="1">
+      <w:hyperlink w:anchor="_Toc223680221" w:history="1">
         <w:r>
           <w:rPr>
             <w:rStyle w:val="Lienhypertexte"/>
             <w:noProof/>
           </w:rPr>
-          <w:t>2.1.8</w:t>
+          <w:t>2.2.1</w:t>
         </w:r>
         <w:r>
           <w:rPr>
@@ -1568,7 +2416,7 @@
             <w:rStyle w:val="Lienhypertexte"/>
             <w:noProof/>
           </w:rPr>
-          <w:t>Palette de couleurs</w:t>
+          <w:t>Analyse de la structure du code</w:t>
         </w:r>
         <w:r>
           <w:rPr>
@@ -1589,7 +2437,7 @@
             <w:noProof/>
             <w:webHidden/>
           </w:rPr>
-          <w:instrText xml:space="preserve"> PAGEREF _Toc221699699 \h </w:instrText>
+          <w:instrText xml:space="preserve"> PAGEREF _Toc223680221 \h </w:instrText>
         </w:r>
         <w:r>
           <w:rPr>
@@ -1609,197 +2457,7 @@
             <w:noProof/>
             <w:webHidden/>
           </w:rPr>
-          <w:t>3</w:t>
-        </w:r>
-        <w:r>
-          <w:rPr>
-            <w:noProof/>
-            <w:webHidden/>
-          </w:rPr>
-          <w:fldChar w:fldCharType="end"/>
-        </w:r>
-      </w:hyperlink>
-    </w:p>
-    <w:p>
-      <w:pPr>
-        <w:pStyle w:val="TM2"/>
-        <w:tabs>
-          <w:tab w:val="left" w:pos="800"/>
-          <w:tab w:val="right" w:leader="dot" w:pos="9060"/>
-        </w:tabs>
-        <w:rPr>
-          <w:rFonts w:eastAsiaTheme="minorEastAsia" w:cstheme="minorBidi"/>
-          <w:smallCaps w:val="0"/>
-          <w:noProof/>
-          <w:kern w:val="2"/>
-          <w:sz w:val="24"/>
-          <w:szCs w:val="24"/>
-          <w14:ligatures w14:val="standardContextual"/>
-        </w:rPr>
-      </w:pPr>
-      <w:hyperlink w:anchor="_Toc221699700" w:history="1">
-        <w:r>
-          <w:rPr>
-            <w:rStyle w:val="Lienhypertexte"/>
-            <w:noProof/>
-          </w:rPr>
-          <w:t>2.2</w:t>
-        </w:r>
-        <w:r>
-          <w:rPr>
-            <w:rFonts w:eastAsiaTheme="minorEastAsia" w:cstheme="minorBidi"/>
-            <w:smallCaps w:val="0"/>
-            <w:noProof/>
-            <w:kern w:val="2"/>
-            <w:sz w:val="24"/>
-            <w:szCs w:val="24"/>
-            <w14:ligatures w14:val="standardContextual"/>
-          </w:rPr>
-          <w:tab/>
-        </w:r>
-        <w:r>
-          <w:rPr>
-            <w:rStyle w:val="Lienhypertexte"/>
-            <w:noProof/>
-          </w:rPr>
-          <w:t>Product Backlog</w:t>
-        </w:r>
-        <w:r>
-          <w:rPr>
-            <w:noProof/>
-            <w:webHidden/>
-          </w:rPr>
-          <w:tab/>
-        </w:r>
-        <w:r>
-          <w:rPr>
-            <w:noProof/>
-            <w:webHidden/>
-          </w:rPr>
-          <w:fldChar w:fldCharType="begin"/>
-        </w:r>
-        <w:r>
-          <w:rPr>
-            <w:noProof/>
-            <w:webHidden/>
-          </w:rPr>
-          <w:instrText xml:space="preserve"> PAGEREF _Toc221699700 \h </w:instrText>
-        </w:r>
-        <w:r>
-          <w:rPr>
-            <w:noProof/>
-            <w:webHidden/>
-          </w:rPr>
-        </w:r>
-        <w:r>
-          <w:rPr>
-            <w:noProof/>
-            <w:webHidden/>
-          </w:rPr>
-          <w:fldChar w:fldCharType="separate"/>
-        </w:r>
-        <w:r>
-          <w:rPr>
-            <w:noProof/>
-            <w:webHidden/>
-          </w:rPr>
-          <w:t>3</w:t>
-        </w:r>
-        <w:r>
-          <w:rPr>
-            <w:noProof/>
-            <w:webHidden/>
-          </w:rPr>
-          <w:fldChar w:fldCharType="end"/>
-        </w:r>
-      </w:hyperlink>
-    </w:p>
-    <w:p>
-      <w:pPr>
-        <w:pStyle w:val="TM3"/>
-        <w:tabs>
-          <w:tab w:val="left" w:pos="1200"/>
-          <w:tab w:val="right" w:leader="dot" w:pos="9060"/>
-        </w:tabs>
-        <w:rPr>
-          <w:rFonts w:eastAsiaTheme="minorEastAsia" w:cstheme="minorBidi"/>
-          <w:i w:val="0"/>
-          <w:iCs w:val="0"/>
-          <w:noProof/>
-          <w:kern w:val="2"/>
-          <w:sz w:val="24"/>
-          <w:szCs w:val="24"/>
-          <w14:ligatures w14:val="standardContextual"/>
-        </w:rPr>
-      </w:pPr>
-      <w:hyperlink w:anchor="_Toc221699701" w:history="1">
-        <w:r>
-          <w:rPr>
-            <w:rStyle w:val="Lienhypertexte"/>
-            <w:noProof/>
-          </w:rPr>
-          <w:t>2.2.1</w:t>
-        </w:r>
-        <w:r>
-          <w:rPr>
-            <w:rFonts w:eastAsiaTheme="minorEastAsia" w:cstheme="minorBidi"/>
-            <w:i w:val="0"/>
-            <w:iCs w:val="0"/>
-            <w:noProof/>
-            <w:kern w:val="2"/>
-            <w:sz w:val="24"/>
-            <w:szCs w:val="24"/>
-            <w14:ligatures w14:val="standardContextual"/>
-          </w:rPr>
-          <w:tab/>
-        </w:r>
-        <w:r>
-          <w:rPr>
-            <w:rStyle w:val="Lienhypertexte"/>
-            <w:noProof/>
-          </w:rPr>
-          <w:t>Analyse de la structure du code</w:t>
-        </w:r>
-        <w:r>
-          <w:rPr>
-            <w:noProof/>
-            <w:webHidden/>
-          </w:rPr>
-          <w:tab/>
-        </w:r>
-        <w:r>
-          <w:rPr>
-            <w:noProof/>
-            <w:webHidden/>
-          </w:rPr>
-          <w:fldChar w:fldCharType="begin"/>
-        </w:r>
-        <w:r>
-          <w:rPr>
-            <w:noProof/>
-            <w:webHidden/>
-          </w:rPr>
-          <w:instrText xml:space="preserve"> PAGEREF _Toc221699701 \h </w:instrText>
-        </w:r>
-        <w:r>
-          <w:rPr>
-            <w:noProof/>
-            <w:webHidden/>
-          </w:rPr>
-        </w:r>
-        <w:r>
-          <w:rPr>
-            <w:noProof/>
-            <w:webHidden/>
-          </w:rPr>
-          <w:fldChar w:fldCharType="separate"/>
-        </w:r>
-        <w:r>
-          <w:rPr>
-            <w:noProof/>
-            <w:webHidden/>
-          </w:rPr>
-          <w:t>4</w:t>
+          <w:t>9</w:t>
         </w:r>
         <w:r>
           <w:rPr>
@@ -1829,7 +2487,7 @@
           <w14:ligatures w14:val="standardContextual"/>
         </w:rPr>
       </w:pPr>
-      <w:hyperlink w:anchor="_Toc221699702" w:history="1">
+      <w:hyperlink w:anchor="_Toc223680222" w:history="1">
         <w:r>
           <w:rPr>
             <w:rStyle w:val="Lienhypertexte"/>
@@ -1877,7 +2535,7 @@
             <w:noProof/>
             <w:webHidden/>
           </w:rPr>
-          <w:instrText xml:space="preserve"> PAGEREF _Toc221699702 \h </w:instrText>
+          <w:instrText xml:space="preserve"> PAGEREF _Toc223680222 \h </w:instrText>
         </w:r>
         <w:r>
           <w:rPr>
@@ -1897,7 +2555,7 @@
             <w:noProof/>
             <w:webHidden/>
           </w:rPr>
-          <w:t>4</w:t>
+          <w:t>9</w:t>
         </w:r>
         <w:r>
           <w:rPr>
@@ -1925,7 +2583,7 @@
           <w14:ligatures w14:val="standardContextual"/>
         </w:rPr>
       </w:pPr>
-      <w:hyperlink w:anchor="_Toc221699703" w:history="1">
+      <w:hyperlink w:anchor="_Toc223680223" w:history="1">
         <w:r>
           <w:rPr>
             <w:rStyle w:val="Lienhypertexte"/>
@@ -1971,7 +2629,7 @@
             <w:noProof/>
             <w:webHidden/>
           </w:rPr>
-          <w:instrText xml:space="preserve"> PAGEREF _Toc221699703 \h </w:instrText>
+          <w:instrText xml:space="preserve"> PAGEREF _Toc223680223 \h </w:instrText>
         </w:r>
         <w:r>
           <w:rPr>
@@ -1991,7 +2649,7 @@
             <w:noProof/>
             <w:webHidden/>
           </w:rPr>
-          <w:t>4</w:t>
+          <w:t>9</w:t>
         </w:r>
         <w:r>
           <w:rPr>
@@ -2019,7 +2677,7 @@
           <w14:ligatures w14:val="standardContextual"/>
         </w:rPr>
       </w:pPr>
-      <w:hyperlink w:anchor="_Toc221699704" w:history="1">
+      <w:hyperlink w:anchor="_Toc223680224" w:history="1">
         <w:r>
           <w:rPr>
             <w:rStyle w:val="Lienhypertexte"/>
@@ -2065,7 +2723,7 @@
             <w:noProof/>
             <w:webHidden/>
           </w:rPr>
-          <w:instrText xml:space="preserve"> PAGEREF _Toc221699704 \h </w:instrText>
+          <w:instrText xml:space="preserve"> PAGEREF _Toc223680224 \h </w:instrText>
         </w:r>
         <w:r>
           <w:rPr>
@@ -2085,7 +2743,7 @@
             <w:noProof/>
             <w:webHidden/>
           </w:rPr>
-          <w:t>4</w:t>
+          <w:t>9</w:t>
         </w:r>
         <w:r>
           <w:rPr>
@@ -2115,7 +2773,7 @@
           <w14:ligatures w14:val="standardContextual"/>
         </w:rPr>
       </w:pPr>
-      <w:hyperlink w:anchor="_Toc221699705" w:history="1">
+      <w:hyperlink w:anchor="_Toc223680225" w:history="1">
         <w:r>
           <w:rPr>
             <w:rStyle w:val="Lienhypertexte"/>
@@ -2163,7 +2821,7 @@
             <w:noProof/>
             <w:webHidden/>
           </w:rPr>
-          <w:instrText xml:space="preserve"> PAGEREF _Toc221699705 \h </w:instrText>
+          <w:instrText xml:space="preserve"> PAGEREF _Toc223680225 \h </w:instrText>
         </w:r>
         <w:r>
           <w:rPr>
@@ -2183,7 +2841,7 @@
             <w:noProof/>
             <w:webHidden/>
           </w:rPr>
-          <w:t>4</w:t>
+          <w:t>9</w:t>
         </w:r>
         <w:r>
           <w:rPr>
@@ -2211,7 +2869,7 @@
           <w14:ligatures w14:val="standardContextual"/>
         </w:rPr>
       </w:pPr>
-      <w:hyperlink w:anchor="_Toc221699706" w:history="1">
+      <w:hyperlink w:anchor="_Toc223680226" w:history="1">
         <w:r>
           <w:rPr>
             <w:rStyle w:val="Lienhypertexte"/>
@@ -2257,7 +2915,7 @@
             <w:noProof/>
             <w:webHidden/>
           </w:rPr>
-          <w:instrText xml:space="preserve"> PAGEREF _Toc221699706 \h </w:instrText>
+          <w:instrText xml:space="preserve"> PAGEREF _Toc223680226 \h </w:instrText>
         </w:r>
         <w:r>
           <w:rPr>
@@ -2277,7 +2935,7 @@
             <w:noProof/>
             <w:webHidden/>
           </w:rPr>
-          <w:t>4</w:t>
+          <w:t>9</w:t>
         </w:r>
         <w:r>
           <w:rPr>
@@ -2305,7 +2963,7 @@
           <w14:ligatures w14:val="standardContextual"/>
         </w:rPr>
       </w:pPr>
-      <w:hyperlink w:anchor="_Toc221699707" w:history="1">
+      <w:hyperlink w:anchor="_Toc223680227" w:history="1">
         <w:r>
           <w:rPr>
             <w:rStyle w:val="Lienhypertexte"/>
@@ -2351,7 +3009,7 @@
             <w:noProof/>
             <w:webHidden/>
           </w:rPr>
-          <w:instrText xml:space="preserve"> PAGEREF _Toc221699707 \h </w:instrText>
+          <w:instrText xml:space="preserve"> PAGEREF _Toc223680227 \h </w:instrText>
         </w:r>
         <w:r>
           <w:rPr>
@@ -2371,7 +3029,7 @@
             <w:noProof/>
             <w:webHidden/>
           </w:rPr>
-          <w:t>4</w:t>
+          <w:t>9</w:t>
         </w:r>
         <w:r>
           <w:rPr>
@@ -2400,7 +3058,7 @@
           <w14:ligatures w14:val="standardContextual"/>
         </w:rPr>
       </w:pPr>
-      <w:hyperlink w:anchor="_Toc221699708" w:history="1">
+      <w:hyperlink w:anchor="_Toc223680228" w:history="1">
         <w:r>
           <w:rPr>
             <w:rStyle w:val="Lienhypertexte"/>
@@ -2447,7 +3105,7 @@
             <w:noProof/>
             <w:webHidden/>
           </w:rPr>
-          <w:instrText xml:space="preserve"> PAGEREF _Toc221699708 \h </w:instrText>
+          <w:instrText xml:space="preserve"> PAGEREF _Toc223680228 \h </w:instrText>
         </w:r>
         <w:r>
           <w:rPr>
@@ -2467,7 +3125,7 @@
             <w:noProof/>
             <w:webHidden/>
           </w:rPr>
-          <w:t>4</w:t>
+          <w:t>9</w:t>
         </w:r>
         <w:r>
           <w:rPr>
@@ -2496,7 +3154,7 @@
           <w14:ligatures w14:val="standardContextual"/>
         </w:rPr>
       </w:pPr>
-      <w:hyperlink w:anchor="_Toc221699709" w:history="1">
+      <w:hyperlink w:anchor="_Toc223680229" w:history="1">
         <w:r>
           <w:rPr>
             <w:rStyle w:val="Lienhypertexte"/>
@@ -2543,7 +3201,7 @@
             <w:noProof/>
             <w:webHidden/>
           </w:rPr>
-          <w:instrText xml:space="preserve"> PAGEREF _Toc221699709 \h </w:instrText>
+          <w:instrText xml:space="preserve"> PAGEREF _Toc223680229 \h </w:instrText>
         </w:r>
         <w:r>
           <w:rPr>
@@ -2563,7 +3221,7 @@
             <w:noProof/>
             <w:webHidden/>
           </w:rPr>
-          <w:t>4</w:t>
+          <w:t>9</w:t>
         </w:r>
         <w:r>
           <w:rPr>
@@ -2591,7 +3249,7 @@
           <w14:ligatures w14:val="standardContextual"/>
         </w:rPr>
       </w:pPr>
-      <w:hyperlink w:anchor="_Toc221699710" w:history="1">
+      <w:hyperlink w:anchor="_Toc223680230" w:history="1">
         <w:r>
           <w:rPr>
             <w:rStyle w:val="Lienhypertexte"/>
@@ -2637,7 +3295,7 @@
             <w:noProof/>
             <w:webHidden/>
           </w:rPr>
-          <w:instrText xml:space="preserve"> PAGEREF _Toc221699710 \h </w:instrText>
+          <w:instrText xml:space="preserve"> PAGEREF _Toc223680230 \h </w:instrText>
         </w:r>
         <w:r>
           <w:rPr>
@@ -2657,7 +3315,7 @@
             <w:noProof/>
             <w:webHidden/>
           </w:rPr>
-          <w:t>4</w:t>
+          <w:t>9</w:t>
         </w:r>
         <w:r>
           <w:rPr>
@@ -2685,7 +3343,7 @@
           <w14:ligatures w14:val="standardContextual"/>
         </w:rPr>
       </w:pPr>
-      <w:hyperlink w:anchor="_Toc221699711" w:history="1">
+      <w:hyperlink w:anchor="_Toc223680231" w:history="1">
         <w:r>
           <w:rPr>
             <w:rStyle w:val="Lienhypertexte"/>
@@ -2731,7 +3389,7 @@
             <w:noProof/>
             <w:webHidden/>
           </w:rPr>
-          <w:instrText xml:space="preserve"> PAGEREF _Toc221699711 \h </w:instrText>
+          <w:instrText xml:space="preserve"> PAGEREF _Toc223680231 \h </w:instrText>
         </w:r>
         <w:r>
           <w:rPr>
@@ -2751,7 +3409,7 @@
             <w:noProof/>
             <w:webHidden/>
           </w:rPr>
-          <w:t>4</w:t>
+          <w:t>9</w:t>
         </w:r>
         <w:r>
           <w:rPr>
@@ -2780,7 +3438,7 @@
           <w14:ligatures w14:val="standardContextual"/>
         </w:rPr>
       </w:pPr>
-      <w:hyperlink w:anchor="_Toc221699712" w:history="1">
+      <w:hyperlink w:anchor="_Toc223680232" w:history="1">
         <w:r>
           <w:rPr>
             <w:rStyle w:val="Lienhypertexte"/>
@@ -2827,7 +3485,7 @@
             <w:noProof/>
             <w:webHidden/>
           </w:rPr>
-          <w:instrText xml:space="preserve"> PAGEREF _Toc221699712 \h </w:instrText>
+          <w:instrText xml:space="preserve"> PAGEREF _Toc223680232 \h </w:instrText>
         </w:r>
         <w:r>
           <w:rPr>
@@ -2847,7 +3505,7 @@
             <w:noProof/>
             <w:webHidden/>
           </w:rPr>
-          <w:t>4</w:t>
+          <w:t>9</w:t>
         </w:r>
         <w:r>
           <w:rPr>
@@ -2876,7 +3534,7 @@
           <w14:ligatures w14:val="standardContextual"/>
         </w:rPr>
       </w:pPr>
-      <w:hyperlink w:anchor="_Toc221699713" w:history="1">
+      <w:hyperlink w:anchor="_Toc223680233" w:history="1">
         <w:r>
           <w:rPr>
             <w:rStyle w:val="Lienhypertexte"/>
@@ -2923,7 +3581,7 @@
             <w:noProof/>
             <w:webHidden/>
           </w:rPr>
-          <w:instrText xml:space="preserve"> PAGEREF _Toc221699713 \h </w:instrText>
+          <w:instrText xml:space="preserve"> PAGEREF _Toc223680233 \h </w:instrText>
         </w:r>
         <w:r>
           <w:rPr>
@@ -2943,7 +3601,7 @@
             <w:noProof/>
             <w:webHidden/>
           </w:rPr>
-          <w:t>4</w:t>
+          <w:t>9</w:t>
         </w:r>
         <w:r>
           <w:rPr>
@@ -2972,7 +3630,7 @@
           <w14:ligatures w14:val="standardContextual"/>
         </w:rPr>
       </w:pPr>
-      <w:hyperlink w:anchor="_Toc221699714" w:history="1">
+      <w:hyperlink w:anchor="_Toc223680234" w:history="1">
         <w:r>
           <w:rPr>
             <w:rStyle w:val="Lienhypertexte"/>
@@ -3019,7 +3677,7 @@
             <w:noProof/>
             <w:webHidden/>
           </w:rPr>
-          <w:instrText xml:space="preserve"> PAGEREF _Toc221699714 \h </w:instrText>
+          <w:instrText xml:space="preserve"> PAGEREF _Toc223680234 \h </w:instrText>
         </w:r>
         <w:r>
           <w:rPr>
@@ -3039,7 +3697,7 @@
             <w:noProof/>
             <w:webHidden/>
           </w:rPr>
-          <w:t>4</w:t>
+          <w:t>9</w:t>
         </w:r>
         <w:r>
           <w:rPr>
@@ -3070,7 +3728,7 @@
       <w:pPr>
         <w:pStyle w:val="Titre1"/>
       </w:pPr>
-      <w:bookmarkStart w:id="0" w:name="_Toc221699685"/>
+      <w:bookmarkStart w:id="0" w:name="_Toc223680198"/>
       <w:r>
         <w:lastRenderedPageBreak/>
         <w:t>Introduction</w:t>
@@ -3088,7 +3746,7 @@
       </w:pPr>
       <w:bookmarkStart w:id="1" w:name="_Toc532179969"/>
       <w:bookmarkStart w:id="2" w:name="_Toc165969639"/>
-      <w:bookmarkStart w:id="3" w:name="_Toc221699686"/>
+      <w:bookmarkStart w:id="3" w:name="_Toc223680199"/>
       <w:r>
         <w:t>T</w:t>
       </w:r>
@@ -3130,7 +3788,7 @@
       <w:pPr>
         <w:pStyle w:val="Titre2"/>
       </w:pPr>
-      <w:bookmarkStart w:id="4" w:name="_Toc221699687"/>
+      <w:bookmarkStart w:id="4" w:name="_Toc223680200"/>
       <w:r>
         <w:t>Description</w:t>
       </w:r>
@@ -3181,7 +3839,7 @@
       <w:pPr>
         <w:pStyle w:val="Titre2"/>
       </w:pPr>
-      <w:bookmarkStart w:id="5" w:name="_Toc221699688"/>
+      <w:bookmarkStart w:id="5" w:name="_Toc223680201"/>
       <w:r>
         <w:t>Matériel et logiciels à disposition</w:t>
       </w:r>
@@ -3312,7 +3970,7 @@
       <w:pPr>
         <w:pStyle w:val="Titre2"/>
       </w:pPr>
-      <w:bookmarkStart w:id="6" w:name="_Toc221699689"/>
+      <w:bookmarkStart w:id="6" w:name="_Toc223680202"/>
       <w:r>
         <w:t>P</w:t>
       </w:r>
@@ -3351,7 +4009,7 @@
       <w:pPr>
         <w:pStyle w:val="Titre1"/>
       </w:pPr>
-      <w:bookmarkStart w:id="7" w:name="_Toc221699690"/>
+      <w:bookmarkStart w:id="7" w:name="_Toc223680203"/>
       <w:bookmarkEnd w:id="1"/>
       <w:bookmarkEnd w:id="2"/>
       <w:r>
@@ -3363,7 +4021,7 @@
       <w:pPr>
         <w:pStyle w:val="Titre2"/>
       </w:pPr>
-      <w:bookmarkStart w:id="8" w:name="_Toc221699691"/>
+      <w:bookmarkStart w:id="8" w:name="_Toc223680204"/>
       <w:r>
         <w:t>Présentation de nos maquettes</w:t>
       </w:r>
@@ -3373,7 +4031,7 @@
       <w:pPr>
         <w:pStyle w:val="Titre3"/>
       </w:pPr>
-      <w:bookmarkStart w:id="9" w:name="_Toc221699692"/>
+      <w:bookmarkStart w:id="9" w:name="_Toc223680205"/>
       <w:r>
         <w:t>Accueil</w:t>
       </w:r>
@@ -3443,7 +4101,7 @@
       <w:pPr>
         <w:pStyle w:val="Titre3"/>
       </w:pPr>
-      <w:bookmarkStart w:id="10" w:name="_Toc221699693"/>
+      <w:bookmarkStart w:id="10" w:name="_Toc223680206"/>
       <w:r>
         <w:t>Details</w:t>
       </w:r>
@@ -3457,9 +4115,11 @@
           <w:numId w:val="13"/>
         </w:numPr>
       </w:pPr>
+      <w:bookmarkStart w:id="11" w:name="_Toc223680207"/>
       <w:r>
         <w:t>Utilisateur simple</w:t>
       </w:r>
+      <w:bookmarkEnd w:id="11"/>
     </w:p>
     <w:p>
       <w:pPr>
@@ -3536,81 +4196,11 @@
           <w:numId w:val="13"/>
         </w:numPr>
       </w:pPr>
+      <w:bookmarkStart w:id="12" w:name="_Toc223680209"/>
       <w:r>
-        <w:t>Administrateur / Propriétaire du livre</w:t>
-      </w:r>
-    </w:p>
-    <w:p>
-      <w:pPr>
-        <w:pStyle w:val="Retraitcorpsdetexte3"/>
-      </w:pPr>
-      <w:r>
-        <w:rPr>
-          <w:noProof/>
-        </w:rPr>
-        <w:drawing>
-          <wp:inline distT="0" distB="0" distL="0" distR="0" wp14:anchorId="38996C75" wp14:editId="08419720">
-            <wp:extent cx="4715396" cy="2961809"/>
-            <wp:effectExtent l="0" t="0" r="9525" b="0"/>
-            <wp:docPr id="1529953163" name="Image 5" descr="Une image contenant texte, capture d’écran, logiciel, Police"/>
-            <wp:cNvGraphicFramePr>
-              <a:graphicFrameLocks xmlns:a="http://schemas.openxmlformats.org/drawingml/2006/main" noChangeAspect="1"/>
-            </wp:cNvGraphicFramePr>
-            <a:graphic xmlns:a="http://schemas.openxmlformats.org/drawingml/2006/main">
-              <a:graphicData uri="http://schemas.openxmlformats.org/drawingml/2006/picture">
-                <pic:pic xmlns:pic="http://schemas.openxmlformats.org/drawingml/2006/picture">
-                  <pic:nvPicPr>
-                    <pic:cNvPr id="1529953163" name="Image 5" descr="Une image contenant texte, capture d’écran, logiciel, Police"/>
-                    <pic:cNvPicPr/>
-                  </pic:nvPicPr>
-                  <pic:blipFill>
-                    <a:blip r:embed="rId14" cstate="print">
-                      <a:extLst>
-                        <a:ext uri="{28A0092B-C50C-407E-A947-70E740481C1C}">
-                          <a14:useLocalDpi xmlns:a14="http://schemas.microsoft.com/office/drawing/2010/main" val="0"/>
-                        </a:ext>
-                      </a:extLst>
-                    </a:blip>
-                    <a:stretch>
-                      <a:fillRect/>
-                    </a:stretch>
-                  </pic:blipFill>
-                  <pic:spPr>
-                    <a:xfrm>
-                      <a:off x="0" y="0"/>
-                      <a:ext cx="4719414" cy="2964333"/>
-                    </a:xfrm>
-                    <a:prstGeom prst="rect">
-                      <a:avLst/>
-                    </a:prstGeom>
-                  </pic:spPr>
-                </pic:pic>
-              </a:graphicData>
-            </a:graphic>
-          </wp:inline>
-        </w:drawing>
-      </w:r>
-    </w:p>
-    <w:p>
-      <w:pPr>
-        <w:pStyle w:val="Retraitcorpsdetexte3"/>
-      </w:pPr>
-      <w:r>
-        <w:t>Sur cette page, nous voyons les détails du livre, nous voyons également un bouton pour modifier le livre et un bouton pour supprimer le livre.</w:t>
-      </w:r>
-    </w:p>
-    <w:p>
-      <w:pPr>
-        <w:pStyle w:val="Titre3"/>
-        <w:numPr>
-          <w:ilvl w:val="3"/>
-          <w:numId w:val="13"/>
-        </w:numPr>
-      </w:pPr>
-      <w:r>
-        <w:lastRenderedPageBreak/>
         <w:t>Popup ajouter un commentaire</w:t>
       </w:r>
+      <w:bookmarkEnd w:id="12"/>
     </w:p>
     <w:p>
       <w:pPr>
@@ -3636,7 +4226,7 @@
                     <pic:cNvPicPr/>
                   </pic:nvPicPr>
                   <pic:blipFill>
-                    <a:blip r:embed="rId15" cstate="print">
+                    <a:blip r:embed="rId14" cstate="print">
                       <a:extLst>
                         <a:ext uri="{28A0092B-C50C-407E-A947-70E740481C1C}">
                           <a14:useLocalDpi xmlns:a14="http://schemas.microsoft.com/office/drawing/2010/main" val="0"/>
@@ -3675,11 +4265,12 @@
       <w:pPr>
         <w:pStyle w:val="Titre3"/>
       </w:pPr>
-      <w:bookmarkStart w:id="11" w:name="_Toc221699694"/>
+      <w:bookmarkStart w:id="13" w:name="_Toc223680210"/>
       <w:r>
+        <w:lastRenderedPageBreak/>
         <w:t>Compte</w:t>
       </w:r>
-      <w:bookmarkEnd w:id="11"/>
+      <w:bookmarkEnd w:id="13"/>
     </w:p>
     <w:p>
       <w:pPr>
@@ -3689,9 +4280,11 @@
           <w:numId w:val="13"/>
         </w:numPr>
       </w:pPr>
+      <w:bookmarkStart w:id="14" w:name="_Toc223680211"/>
       <w:r>
         <w:t>Accueil</w:t>
       </w:r>
+      <w:bookmarkEnd w:id="14"/>
     </w:p>
     <w:p>
       <w:pPr>
@@ -3701,9 +4294,11 @@
           <w:numId w:val="13"/>
         </w:numPr>
       </w:pPr>
+      <w:bookmarkStart w:id="15" w:name="_Toc223680212"/>
       <w:r>
         <w:t>Utilisateur</w:t>
       </w:r>
+      <w:bookmarkEnd w:id="15"/>
     </w:p>
     <w:p>
       <w:pPr>
@@ -3714,7 +4309,7 @@
           <w:noProof/>
         </w:rPr>
         <w:drawing>
-          <wp:inline distT="0" distB="0" distL="0" distR="0" wp14:anchorId="74940CEA" wp14:editId="3C69F353">
+          <wp:inline distT="0" distB="0" distL="0" distR="0" wp14:anchorId="74940CEA" wp14:editId="61E0E5E6">
             <wp:extent cx="4060046" cy="1976754"/>
             <wp:effectExtent l="0" t="0" r="0" b="5080"/>
             <wp:docPr id="306827612" name="Image 7" descr="Une image contenant texte, capture d’écran, Police, carte de visite"/>
@@ -3729,7 +4324,7 @@
                     <pic:cNvPicPr/>
                   </pic:nvPicPr>
                   <pic:blipFill>
-                    <a:blip r:embed="rId16" cstate="print">
+                    <a:blip r:embed="rId15" cstate="print">
                       <a:extLst>
                         <a:ext uri="{28A0092B-C50C-407E-A947-70E740481C1C}">
                           <a14:useLocalDpi xmlns:a14="http://schemas.microsoft.com/office/drawing/2010/main" val="0"/>
@@ -3772,13 +4367,14 @@
           <w:numId w:val="13"/>
         </w:numPr>
       </w:pPr>
+      <w:bookmarkStart w:id="16" w:name="_Toc223680213"/>
       <w:r>
-        <w:lastRenderedPageBreak/>
         <w:t>Administrateur</w:t>
       </w:r>
       <w:r>
         <w:t xml:space="preserve"> / Propriétaire du compte</w:t>
       </w:r>
+      <w:bookmarkEnd w:id="16"/>
     </w:p>
     <w:p>
       <w:pPr>
@@ -3804,7 +4400,7 @@
                     <pic:cNvPicPr/>
                   </pic:nvPicPr>
                   <pic:blipFill>
-                    <a:blip r:embed="rId17">
+                    <a:blip r:embed="rId16">
                       <a:extLst>
                         <a:ext uri="{28A0092B-C50C-407E-A947-70E740481C1C}">
                           <a14:useLocalDpi xmlns:a14="http://schemas.microsoft.com/office/drawing/2010/main" val="0"/>
@@ -3836,7 +4432,15 @@
         <w:pStyle w:val="Retraitcorpsdetexte3"/>
       </w:pPr>
       <w:r>
-        <w:t>Sur cette page, nous pouvons voir les informations sur l’utilisateur, mais nous pouvons également accéder aux livres qu’il a publié ou supprimer son compte.</w:t>
+        <w:t xml:space="preserve">Sur cette page, nous pouvons voir les informations sur l’utilisateur, mais nous pouvons également accéder aux livres qu’il a publié </w:t>
+      </w:r>
+      <w:proofErr w:type="gramStart"/>
+      <w:r>
+        <w:t>ou</w:t>
+      </w:r>
+      <w:proofErr w:type="gramEnd"/>
+      <w:r>
+        <w:t xml:space="preserve"> supprimer son compte.</w:t>
       </w:r>
     </w:p>
     <w:p>
@@ -3847,9 +4451,12 @@
           <w:numId w:val="13"/>
         </w:numPr>
       </w:pPr>
+      <w:bookmarkStart w:id="17" w:name="_Toc223680214"/>
       <w:r>
+        <w:lastRenderedPageBreak/>
         <w:t>S’inscrire</w:t>
       </w:r>
+      <w:bookmarkEnd w:id="17"/>
     </w:p>
     <w:p>
       <w:pPr>
@@ -3860,7 +4467,7 @@
           <w:noProof/>
         </w:rPr>
         <w:drawing>
-          <wp:inline distT="0" distB="0" distL="0" distR="0" wp14:anchorId="1B5D94A6" wp14:editId="5EC4BBEA">
+          <wp:inline distT="0" distB="0" distL="0" distR="0" wp14:anchorId="1B5D94A6" wp14:editId="36BF3F01">
             <wp:extent cx="4715654" cy="3656062"/>
             <wp:effectExtent l="0" t="0" r="8890" b="1905"/>
             <wp:docPr id="1573168060" name="Image 9" descr="Une image contenant texte, capture d’écran, boîte, livre&#10;&#10;Le contenu généré par l’IA peut être incorrect."/>
@@ -3875,7 +4482,7 @@
                     <pic:cNvPicPr/>
                   </pic:nvPicPr>
                   <pic:blipFill>
-                    <a:blip r:embed="rId18" cstate="print">
+                    <a:blip r:embed="rId17" cstate="print">
                       <a:extLst>
                         <a:ext uri="{28A0092B-C50C-407E-A947-70E740481C1C}">
                           <a14:useLocalDpi xmlns:a14="http://schemas.microsoft.com/office/drawing/2010/main" val="0"/>
@@ -3918,10 +4525,11 @@
           <w:numId w:val="13"/>
         </w:numPr>
       </w:pPr>
+      <w:bookmarkStart w:id="18" w:name="_Toc223680215"/>
       <w:r>
-        <w:lastRenderedPageBreak/>
         <w:t>Se connecter</w:t>
       </w:r>
+      <w:bookmarkEnd w:id="18"/>
     </w:p>
     <w:p>
       <w:pPr>
@@ -3932,7 +4540,7 @@
           <w:noProof/>
         </w:rPr>
         <w:drawing>
-          <wp:inline distT="0" distB="0" distL="0" distR="0" wp14:anchorId="29BDF753" wp14:editId="723E6565">
+          <wp:inline distT="0" distB="0" distL="0" distR="0" wp14:anchorId="29BDF753" wp14:editId="75BB8A8D">
             <wp:extent cx="5000326" cy="3012324"/>
             <wp:effectExtent l="0" t="0" r="0" b="0"/>
             <wp:docPr id="786029671" name="Image 10" descr="Une image contenant texte, capture d’écran, livre, boîte"/>
@@ -3947,7 +4555,7 @@
                     <pic:cNvPicPr/>
                   </pic:nvPicPr>
                   <pic:blipFill>
-                    <a:blip r:embed="rId19" cstate="print">
+                    <a:blip r:embed="rId18" cstate="print">
                       <a:extLst>
                         <a:ext uri="{28A0092B-C50C-407E-A947-70E740481C1C}">
                           <a14:useLocalDpi xmlns:a14="http://schemas.microsoft.com/office/drawing/2010/main" val="0"/>
@@ -3986,11 +4594,12 @@
       <w:pPr>
         <w:pStyle w:val="Titre3"/>
       </w:pPr>
-      <w:bookmarkStart w:id="12" w:name="_Toc221699695"/>
+      <w:bookmarkStart w:id="19" w:name="_Toc223680216"/>
       <w:r>
+        <w:lastRenderedPageBreak/>
         <w:t>Liste Livres</w:t>
       </w:r>
-      <w:bookmarkEnd w:id="12"/>
+      <w:bookmarkEnd w:id="19"/>
     </w:p>
     <w:p>
       <w:pPr>
@@ -4001,7 +4610,7 @@
           <w:noProof/>
         </w:rPr>
         <w:drawing>
-          <wp:inline distT="0" distB="0" distL="0" distR="0" wp14:anchorId="47B3BF99" wp14:editId="7BAE8C04">
+          <wp:inline distT="0" distB="0" distL="0" distR="0" wp14:anchorId="47B3BF99" wp14:editId="1BC528D1">
             <wp:extent cx="4439609" cy="2497341"/>
             <wp:effectExtent l="0" t="0" r="0" b="0"/>
             <wp:docPr id="606781714" name="Image 11" descr="Une image contenant texte, capture d’écran, nombre, Police"/>
@@ -4016,7 +4625,7 @@
                     <pic:cNvPicPr/>
                   </pic:nvPicPr>
                   <pic:blipFill>
-                    <a:blip r:embed="rId20" cstate="print">
+                    <a:blip r:embed="rId19" cstate="print">
                       <a:extLst>
                         <a:ext uri="{28A0092B-C50C-407E-A947-70E740481C1C}">
                           <a14:useLocalDpi xmlns:a14="http://schemas.microsoft.com/office/drawing/2010/main" val="0"/>
@@ -4063,12 +4672,11 @@
       <w:pPr>
         <w:pStyle w:val="Titre3"/>
       </w:pPr>
-      <w:bookmarkStart w:id="13" w:name="_Toc221699696"/>
+      <w:bookmarkStart w:id="20" w:name="_Toc223680217"/>
       <w:r>
-        <w:lastRenderedPageBreak/>
         <w:t>Mes livres</w:t>
       </w:r>
-      <w:bookmarkEnd w:id="13"/>
+      <w:bookmarkEnd w:id="20"/>
     </w:p>
     <w:p>
       <w:pPr>
@@ -4079,7 +4687,7 @@
           <w:noProof/>
         </w:rPr>
         <w:drawing>
-          <wp:inline distT="0" distB="0" distL="0" distR="0" wp14:anchorId="747BE459" wp14:editId="404D9734">
+          <wp:inline distT="0" distB="0" distL="0" distR="0" wp14:anchorId="747BE459" wp14:editId="310B5B95">
             <wp:extent cx="4569005" cy="2788755"/>
             <wp:effectExtent l="0" t="0" r="3175" b="0"/>
             <wp:docPr id="875770135" name="Image 12" descr="Une image contenant texte, capture d’écran, nombre, Police"/>
@@ -4094,7 +4702,7 @@
                     <pic:cNvPicPr/>
                   </pic:nvPicPr>
                   <pic:blipFill>
-                    <a:blip r:embed="rId21" cstate="print">
+                    <a:blip r:embed="rId20" cstate="print">
                       <a:extLst>
                         <a:ext uri="{28A0092B-C50C-407E-A947-70E740481C1C}">
                           <a14:useLocalDpi xmlns:a14="http://schemas.microsoft.com/office/drawing/2010/main" val="0"/>
@@ -4141,11 +4749,12 @@
       <w:pPr>
         <w:pStyle w:val="Titre3"/>
       </w:pPr>
-      <w:bookmarkStart w:id="14" w:name="_Toc221699697"/>
+      <w:bookmarkStart w:id="21" w:name="_Toc223680218"/>
       <w:r>
+        <w:lastRenderedPageBreak/>
         <w:t>Ajouter / Modifier livre</w:t>
       </w:r>
-      <w:bookmarkEnd w:id="14"/>
+      <w:bookmarkEnd w:id="21"/>
     </w:p>
     <w:p>
       <w:pPr>
@@ -4171,7 +4780,7 @@
                     <pic:cNvPicPr/>
                   </pic:nvPicPr>
                   <pic:blipFill>
-                    <a:blip r:embed="rId22" cstate="print">
+                    <a:blip r:embed="rId21" cstate="print">
                       <a:extLst>
                         <a:ext uri="{28A0092B-C50C-407E-A947-70E740481C1C}">
                           <a14:useLocalDpi xmlns:a14="http://schemas.microsoft.com/office/drawing/2010/main" val="0"/>
@@ -4210,14 +4819,14 @@
       <w:pPr>
         <w:pStyle w:val="Titre3"/>
       </w:pPr>
-      <w:bookmarkStart w:id="15" w:name="_Toc221699699"/>
+      <w:bookmarkStart w:id="22" w:name="_Toc223680219"/>
       <w:r>
         <w:t>Palette de couleu</w:t>
       </w:r>
       <w:r>
         <w:t>rs</w:t>
       </w:r>
-      <w:bookmarkEnd w:id="15"/>
+      <w:bookmarkEnd w:id="22"/>
     </w:p>
     <w:p>
       <w:pPr>
@@ -4228,7 +4837,7 @@
           <w:noProof/>
         </w:rPr>
         <w:drawing>
-          <wp:inline distT="0" distB="0" distL="0" distR="0" wp14:anchorId="52F0D62C" wp14:editId="6EF66C36">
+          <wp:inline distT="0" distB="0" distL="0" distR="0" wp14:anchorId="52F0D62C" wp14:editId="6A5A9B79">
             <wp:extent cx="1765738" cy="2906638"/>
             <wp:effectExtent l="0" t="0" r="6350" b="8255"/>
             <wp:docPr id="1553494395" name="Image 1" descr="Une image contenant texte, capture d’écran, Police, logo&#10;&#10;Le contenu généré par l’IA peut être incorrect."/>
@@ -4243,7 +4852,7 @@
                     <pic:cNvPicPr/>
                   </pic:nvPicPr>
                   <pic:blipFill>
-                    <a:blip r:embed="rId23" cstate="print">
+                    <a:blip r:embed="rId22" cstate="print">
                       <a:extLst>
                         <a:ext uri="{28A0092B-C50C-407E-A947-70E740481C1C}">
                           <a14:useLocalDpi xmlns:a14="http://schemas.microsoft.com/office/drawing/2010/main" val="0"/>
@@ -4274,16 +4883,15 @@
       <w:pPr>
         <w:pStyle w:val="Titre2"/>
       </w:pPr>
-      <w:bookmarkStart w:id="16" w:name="_Toc221699700"/>
+      <w:bookmarkStart w:id="23" w:name="_Toc223680220"/>
       <w:r>
-        <w:lastRenderedPageBreak/>
         <w:t xml:space="preserve">Product </w:t>
       </w:r>
       <w:proofErr w:type="spellStart"/>
       <w:r>
         <w:t>Backlog</w:t>
       </w:r>
-      <w:bookmarkEnd w:id="16"/>
+      <w:bookmarkEnd w:id="23"/>
       <w:proofErr w:type="spellEnd"/>
     </w:p>
     <w:p>
@@ -4322,145 +4930,146 @@
       <w:pPr>
         <w:pStyle w:val="Titre3"/>
       </w:pPr>
-      <w:bookmarkStart w:id="17" w:name="_Toc221699701"/>
+      <w:bookmarkStart w:id="24" w:name="_Toc223680221"/>
       <w:r>
+        <w:lastRenderedPageBreak/>
         <w:t>Analyse de la structure du code</w:t>
       </w:r>
-      <w:bookmarkEnd w:id="17"/>
+      <w:bookmarkEnd w:id="24"/>
     </w:p>
     <w:p>
       <w:pPr>
         <w:pStyle w:val="Titre1"/>
       </w:pPr>
-      <w:bookmarkStart w:id="18" w:name="_Toc221699702"/>
+      <w:bookmarkStart w:id="25" w:name="_Toc223680222"/>
       <w:r>
         <w:t>Réalisation</w:t>
       </w:r>
-      <w:bookmarkEnd w:id="18"/>
+      <w:bookmarkEnd w:id="25"/>
     </w:p>
     <w:p>
       <w:pPr>
         <w:pStyle w:val="Titre2"/>
       </w:pPr>
-      <w:bookmarkStart w:id="19" w:name="_Toc221699703"/>
+      <w:bookmarkStart w:id="26" w:name="_Toc223680223"/>
       <w:r>
         <w:t>Fonctionnalités demandées</w:t>
       </w:r>
-      <w:bookmarkEnd w:id="19"/>
+      <w:bookmarkEnd w:id="26"/>
     </w:p>
     <w:p>
       <w:pPr>
         <w:pStyle w:val="Titre2"/>
       </w:pPr>
-      <w:bookmarkStart w:id="20" w:name="_Toc221699704"/>
+      <w:bookmarkStart w:id="27" w:name="_Toc223680224"/>
       <w:r>
         <w:t>Organisation du groupe</w:t>
       </w:r>
-      <w:bookmarkEnd w:id="20"/>
+      <w:bookmarkEnd w:id="27"/>
     </w:p>
     <w:p>
       <w:pPr>
         <w:pStyle w:val="Titre1"/>
       </w:pPr>
-      <w:bookmarkStart w:id="21" w:name="_Toc221699705"/>
+      <w:bookmarkStart w:id="28" w:name="_Toc223680225"/>
       <w:r>
         <w:t>Conclusion</w:t>
       </w:r>
-      <w:bookmarkEnd w:id="21"/>
+      <w:bookmarkEnd w:id="28"/>
     </w:p>
     <w:p>
       <w:pPr>
         <w:pStyle w:val="Titre2"/>
       </w:pPr>
-      <w:bookmarkStart w:id="22" w:name="_Toc221699706"/>
+      <w:bookmarkStart w:id="29" w:name="_Toc223680226"/>
       <w:r>
         <w:t>Conclusion générale du projet</w:t>
       </w:r>
-      <w:bookmarkEnd w:id="22"/>
+      <w:bookmarkEnd w:id="29"/>
     </w:p>
     <w:p>
       <w:pPr>
         <w:pStyle w:val="Titre2"/>
       </w:pPr>
-      <w:bookmarkStart w:id="23" w:name="_Toc221699707"/>
+      <w:bookmarkStart w:id="30" w:name="_Toc223680227"/>
       <w:r>
         <w:t>Conclusion personnelle</w:t>
       </w:r>
-      <w:bookmarkEnd w:id="23"/>
+      <w:bookmarkEnd w:id="30"/>
     </w:p>
     <w:p>
       <w:pPr>
         <w:pStyle w:val="Titre3"/>
       </w:pPr>
-      <w:bookmarkStart w:id="24" w:name="_Toc221699708"/>
+      <w:bookmarkStart w:id="31" w:name="_Toc223680228"/>
       <w:r>
         <w:t>Elias</w:t>
       </w:r>
-      <w:bookmarkEnd w:id="24"/>
+      <w:bookmarkEnd w:id="31"/>
     </w:p>
     <w:p>
       <w:pPr>
         <w:pStyle w:val="Titre3"/>
       </w:pPr>
-      <w:bookmarkStart w:id="25" w:name="_Toc221699709"/>
+      <w:bookmarkStart w:id="32" w:name="_Toc223680229"/>
       <w:r>
         <w:t>Aaron</w:t>
       </w:r>
-      <w:bookmarkEnd w:id="25"/>
+      <w:bookmarkEnd w:id="32"/>
     </w:p>
     <w:p>
       <w:pPr>
         <w:pStyle w:val="Titre2"/>
       </w:pPr>
-      <w:bookmarkStart w:id="26" w:name="_Toc221699710"/>
+      <w:bookmarkStart w:id="33" w:name="_Toc223680230"/>
       <w:r>
         <w:t>Critique constructive sur la planification</w:t>
       </w:r>
-      <w:bookmarkEnd w:id="26"/>
+      <w:bookmarkEnd w:id="33"/>
     </w:p>
     <w:p>
       <w:pPr>
         <w:pStyle w:val="Titre2"/>
       </w:pPr>
-      <w:bookmarkStart w:id="27" w:name="_Toc221699711"/>
+      <w:bookmarkStart w:id="34" w:name="_Toc223680231"/>
       <w:r>
         <w:t>Annexes</w:t>
       </w:r>
-      <w:bookmarkEnd w:id="27"/>
+      <w:bookmarkEnd w:id="34"/>
     </w:p>
     <w:p>
       <w:pPr>
         <w:pStyle w:val="Titre3"/>
       </w:pPr>
-      <w:bookmarkStart w:id="28" w:name="_Toc221699712"/>
+      <w:bookmarkStart w:id="35" w:name="_Toc223680232"/>
       <w:r>
         <w:t>Webographie</w:t>
       </w:r>
-      <w:bookmarkEnd w:id="28"/>
+      <w:bookmarkEnd w:id="35"/>
     </w:p>
     <w:p>
       <w:pPr>
         <w:pStyle w:val="Titre3"/>
       </w:pPr>
-      <w:bookmarkStart w:id="29" w:name="_Toc221699713"/>
+      <w:bookmarkStart w:id="36" w:name="_Toc223680233"/>
       <w:r>
         <w:t>Bibliographie</w:t>
       </w:r>
-      <w:bookmarkEnd w:id="29"/>
+      <w:bookmarkEnd w:id="36"/>
     </w:p>
     <w:p>
       <w:pPr>
         <w:pStyle w:val="Titre3"/>
       </w:pPr>
-      <w:bookmarkStart w:id="30" w:name="_Toc221699714"/>
+      <w:bookmarkStart w:id="37" w:name="_Toc223680234"/>
       <w:r>
         <w:t>Glossaire</w:t>
       </w:r>
-      <w:bookmarkEnd w:id="30"/>
+      <w:bookmarkEnd w:id="37"/>
     </w:p>
     <w:sectPr>
-      <w:headerReference w:type="default" r:id="rId24"/>
-      <w:footerReference w:type="default" r:id="rId25"/>
+      <w:headerReference w:type="default" r:id="rId23"/>
+      <w:footerReference w:type="default" r:id="rId24"/>
       <w:pgSz w:w="11906" w:h="16838" w:code="9"/>
       <w:pgMar w:top="1418" w:right="1418" w:bottom="1418" w:left="1418" w:header="709" w:footer="709" w:gutter="0"/>
       <w:cols w:space="708"/>
@@ -4876,12 +5485,21 @@
               <w:szCs w:val="16"/>
             </w:rPr>
           </w:pPr>
+          <w:proofErr w:type="gramStart"/>
           <w:r>
             <w:rPr>
               <w:rFonts w:cs="Arial"/>
               <w:szCs w:val="16"/>
             </w:rPr>
-            <w:t xml:space="preserve">Version: </w:t>
+            <w:t>Version:</w:t>
+          </w:r>
+          <w:proofErr w:type="gramEnd"/>
+          <w:r>
+            <w:rPr>
+              <w:rFonts w:cs="Arial"/>
+              <w:szCs w:val="16"/>
+            </w:rPr>
+            <w:t xml:space="preserve"> </w:t>
           </w:r>
           <w:fldSimple w:instr=" REVNUM   \* MERGEFORMAT ">
             <w:r>
@@ -4927,7 +5545,7 @@
               <w:noProof/>
               <w:szCs w:val="16"/>
             </w:rPr>
-            <w:t>11.02.2026 10:25</w:t>
+            <w:t>11.02.2026 11:19</w:t>
           </w:r>
           <w:r>
             <w:rPr>
@@ -5139,7 +5757,7 @@
         <v:path o:extrusionok="f" gradientshapeok="t" o:connecttype="rect"/>
         <o:lock v:ext="edit" aspectratio="t"/>
       </v:shapetype>
-      <v:shape id="_x0000_i1116" type="#_x0000_t75" style="width:12.25pt;height:12.25pt" o:bullet="t">
+      <v:shape id="_x0000_i1033" type="#_x0000_t75" style="width:10.9pt;height:10.9pt" o:bullet="t">
         <v:imagedata r:id="rId1" o:title="BD10263_"/>
       </v:shape>
     </w:pict>
@@ -10183,12 +10801,6 @@
 </file>
 
 <file path=customXml/item1.xml><?xml version="1.0" encoding="utf-8"?>
-<p:properties xmlns:p="http://schemas.microsoft.com/office/2006/metadata/properties" xmlns:xsi="http://www.w3.org/2001/XMLSchema-instance" xmlns:pc="http://schemas.microsoft.com/office/infopath/2007/PartnerControls">
-  <documentManagement/>
-</p:properties>
-</file>
-
-<file path=customXml/item2.xml><?xml version="1.0" encoding="utf-8"?>
 <ct:contentTypeSchema xmlns:ct="http://schemas.microsoft.com/office/2006/metadata/contentType" xmlns:ma="http://schemas.microsoft.com/office/2006/metadata/properties/metaAttributes" ct:_="" ma:_="" ma:contentTypeName="Document" ma:contentTypeID="0x010100DE9925070658E9408BDD6D38957EA443" ma:contentTypeVersion="3" ma:contentTypeDescription="Crée un document." ma:contentTypeScope="" ma:versionID="33b0460ac9ea0143869e0a72728eb9f6">
   <xsd:schema xmlns:xsd="http://www.w3.org/2001/XMLSchema" xmlns:xs="http://www.w3.org/2001/XMLSchema" xmlns:p="http://schemas.microsoft.com/office/2006/metadata/properties" xmlns:ns2="accb4b95-b0ac-445b-9850-8c8f81e8b17d" targetNamespace="http://schemas.microsoft.com/office/2006/metadata/properties" ma:root="true" ma:fieldsID="5c8c88271c639fadac3e9b0b051c153e" ns2:_="">
     <xsd:import namespace="accb4b95-b0ac-445b-9850-8c8f81e8b17d"/>
@@ -10326,7 +10938,17 @@
 </ct:contentTypeSchema>
 </file>
 
+<file path=customXml/item2.xml><?xml version="1.0" encoding="utf-8"?>
+<p:properties xmlns:p="http://schemas.microsoft.com/office/2006/metadata/properties" xmlns:xsi="http://www.w3.org/2001/XMLSchema-instance" xmlns:pc="http://schemas.microsoft.com/office/infopath/2007/PartnerControls">
+  <documentManagement/>
+</p:properties>
+</file>
+
 <file path=customXml/item3.xml><?xml version="1.0" encoding="utf-8"?>
+<b:Sources xmlns:b="http://schemas.openxmlformats.org/officeDocument/2006/bibliography" xmlns="http://schemas.openxmlformats.org/officeDocument/2006/bibliography" SelectedStyle="\APA.XSL" StyleName="APA"/>
+</file>
+
+<file path=customXml/item4.xml><?xml version="1.0" encoding="utf-8"?>
 <?mso-contentType ?>
 <FormTemplates xmlns="http://schemas.microsoft.com/sharepoint/v3/contenttype/forms">
   <Display>DocumentLibraryForm</Display>
@@ -10335,20 +10957,7 @@
 </FormTemplates>
 </file>
 
-<file path=customXml/item4.xml><?xml version="1.0" encoding="utf-8"?>
-<b:Sources xmlns:b="http://schemas.openxmlformats.org/officeDocument/2006/bibliography" xmlns="http://schemas.openxmlformats.org/officeDocument/2006/bibliography" SelectedStyle="\APA.XSL" StyleName="APA"/>
-</file>
-
 <file path=customXml/itemProps1.xml><?xml version="1.0" encoding="utf-8"?>
-<ds:datastoreItem xmlns:ds="http://schemas.openxmlformats.org/officeDocument/2006/customXml" ds:itemID="{2319CDB8-A2CD-412D-8359-13E6B4DF1FF4}">
-  <ds:schemaRefs>
-    <ds:schemaRef ds:uri="http://schemas.microsoft.com/office/2006/metadata/properties"/>
-    <ds:schemaRef ds:uri="http://schemas.microsoft.com/office/infopath/2007/PartnerControls"/>
-  </ds:schemaRefs>
-</ds:datastoreItem>
-</file>
-
-<file path=customXml/itemProps2.xml><?xml version="1.0" encoding="utf-8"?>
 <ds:datastoreItem xmlns:ds="http://schemas.openxmlformats.org/officeDocument/2006/customXml" ds:itemID="{83F63AF2-685C-4234-8023-CA4629C17CE3}">
   <ds:schemaRefs>
     <ds:schemaRef ds:uri="http://schemas.microsoft.com/office/2006/metadata/contentType"/>
@@ -10366,18 +10975,27 @@
 </ds:datastoreItem>
 </file>
 
+<file path=customXml/itemProps2.xml><?xml version="1.0" encoding="utf-8"?>
+<ds:datastoreItem xmlns:ds="http://schemas.openxmlformats.org/officeDocument/2006/customXml" ds:itemID="{2319CDB8-A2CD-412D-8359-13E6B4DF1FF4}">
+  <ds:schemaRefs>
+    <ds:schemaRef ds:uri="http://schemas.microsoft.com/office/2006/metadata/properties"/>
+    <ds:schemaRef ds:uri="http://schemas.microsoft.com/office/infopath/2007/PartnerControls"/>
+  </ds:schemaRefs>
+</ds:datastoreItem>
+</file>
+
 <file path=customXml/itemProps3.xml><?xml version="1.0" encoding="utf-8"?>
+<ds:datastoreItem xmlns:ds="http://schemas.openxmlformats.org/officeDocument/2006/customXml" ds:itemID="{C8C35155-3E6A-4058-B6E4-303717845E3B}">
+  <ds:schemaRefs>
+    <ds:schemaRef ds:uri="http://schemas.openxmlformats.org/officeDocument/2006/bibliography"/>
+  </ds:schemaRefs>
+</ds:datastoreItem>
+</file>
+
+<file path=customXml/itemProps4.xml><?xml version="1.0" encoding="utf-8"?>
 <ds:datastoreItem xmlns:ds="http://schemas.openxmlformats.org/officeDocument/2006/customXml" ds:itemID="{6C3F7A66-EDE3-46FD-83EB-3C265E5D2669}">
   <ds:schemaRefs>
     <ds:schemaRef ds:uri="http://schemas.microsoft.com/sharepoint/v3/contenttype/forms"/>
   </ds:schemaRefs>
 </ds:datastoreItem>
-</file>
-
-<file path=customXml/itemProps4.xml><?xml version="1.0" encoding="utf-8"?>
-<ds:datastoreItem xmlns:ds="http://schemas.openxmlformats.org/officeDocument/2006/customXml" ds:itemID="{C8C35155-3E6A-4058-B6E4-303717845E3B}">
-  <ds:schemaRefs>
-    <ds:schemaRef ds:uri="http://schemas.openxmlformats.org/officeDocument/2006/bibliography"/>
-  </ds:schemaRefs>
-</ds:datastoreItem>
 </file>
--- a/P_294-PassionLectureRapport.docx
+++ b/P_294-PassionLectureRapport.docx
@@ -76,15 +76,7 @@
         <w:jc w:val="center"/>
       </w:pPr>
       <w:r>
-        <w:t xml:space="preserve">Elias </w:t>
-      </w:r>
-      <w:proofErr w:type="spellStart"/>
-      <w:r>
-        <w:t>Veya</w:t>
-      </w:r>
-      <w:proofErr w:type="spellEnd"/>
-      <w:r>
-        <w:t xml:space="preserve"> / Aaron Vichery</w:t>
+        <w:t>Elias Veya / Aaron Vichery</w:t>
       </w:r>
       <w:r>
         <w:t xml:space="preserve"> – </w:t>
@@ -114,13 +106,8 @@
         <w:jc w:val="center"/>
       </w:pPr>
       <w:r>
-        <w:t xml:space="preserve">Grégory </w:t>
+        <w:t>Grégory Charmier</w:t>
       </w:r>
-      <w:proofErr w:type="spellStart"/>
-      <w:r>
-        <w:t>Charmier</w:t>
-      </w:r>
-      <w:proofErr w:type="spellEnd"/>
     </w:p>
     <w:p>
       <w:pPr>
@@ -3744,9 +3731,9 @@
       <w:pPr>
         <w:pStyle w:val="Titre2"/>
       </w:pPr>
-      <w:bookmarkStart w:id="1" w:name="_Toc532179969"/>
-      <w:bookmarkStart w:id="2" w:name="_Toc165969639"/>
-      <w:bookmarkStart w:id="3" w:name="_Toc223680199"/>
+      <w:bookmarkStart w:id="1" w:name="_Toc223680199"/>
+      <w:bookmarkStart w:id="2" w:name="_Toc532179969"/>
+      <w:bookmarkStart w:id="3" w:name="_Toc165969639"/>
       <w:r>
         <w:t>T</w:t>
       </w:r>
@@ -3756,7 +3743,7 @@
       <w:r>
         <w:t>e</w:t>
       </w:r>
-      <w:bookmarkEnd w:id="3"/>
+      <w:bookmarkEnd w:id="1"/>
     </w:p>
     <w:p>
       <w:pPr>
@@ -3902,7 +3889,6 @@
           <w:szCs w:val="24"/>
         </w:rPr>
       </w:pPr>
-      <w:proofErr w:type="spellStart"/>
       <w:r>
         <w:rPr>
           <w:sz w:val="24"/>
@@ -3910,7 +3896,6 @@
         </w:rPr>
         <w:t>Figma</w:t>
       </w:r>
-      <w:proofErr w:type="spellEnd"/>
     </w:p>
     <w:p>
       <w:pPr>
@@ -3924,21 +3909,12 @@
           <w:szCs w:val="24"/>
         </w:rPr>
       </w:pPr>
-      <w:proofErr w:type="spellStart"/>
       <w:r>
         <w:rPr>
           <w:sz w:val="24"/>
           <w:szCs w:val="24"/>
         </w:rPr>
-        <w:t>MyJSON</w:t>
-      </w:r>
-      <w:proofErr w:type="spellEnd"/>
-      <w:r>
-        <w:rPr>
-          <w:sz w:val="24"/>
-          <w:szCs w:val="24"/>
-        </w:rPr>
-        <w:t xml:space="preserve"> server</w:t>
+        <w:t>MyJSON server</w:t>
       </w:r>
     </w:p>
     <w:p>
@@ -4010,8 +3986,8 @@
         <w:pStyle w:val="Titre1"/>
       </w:pPr>
       <w:bookmarkStart w:id="7" w:name="_Toc223680203"/>
-      <w:bookmarkEnd w:id="1"/>
       <w:bookmarkEnd w:id="2"/>
+      <w:bookmarkEnd w:id="3"/>
       <w:r>
         <w:t>Analyse</w:t>
       </w:r>
@@ -4117,7 +4093,7 @@
       </w:pPr>
       <w:bookmarkStart w:id="11" w:name="_Toc223680207"/>
       <w:r>
-        <w:t>Utilisateur simple</w:t>
+        <w:t>Utilisateur</w:t>
       </w:r>
       <w:bookmarkEnd w:id="11"/>
     </w:p>
@@ -4177,15 +4153,7 @@
         <w:pStyle w:val="Retraitcorpsdetexte3"/>
       </w:pPr>
       <w:r>
-        <w:t xml:space="preserve">Sur cette page, nous voyons les </w:t>
-      </w:r>
-      <w:proofErr w:type="spellStart"/>
-      <w:r>
-        <w:t>details</w:t>
-      </w:r>
-      <w:proofErr w:type="spellEnd"/>
-      <w:r>
-        <w:t xml:space="preserve"> du livre que nous avons sélectionné.</w:t>
+        <w:t>Sur cette page, nous voyons les details du livre que nous avons sélectionné.</w:t>
       </w:r>
     </w:p>
     <w:p>
@@ -4309,7 +4277,7 @@
           <w:noProof/>
         </w:rPr>
         <w:drawing>
-          <wp:inline distT="0" distB="0" distL="0" distR="0" wp14:anchorId="74940CEA" wp14:editId="61E0E5E6">
+          <wp:inline distT="0" distB="0" distL="0" distR="0" wp14:anchorId="74940CEA" wp14:editId="192B808A">
             <wp:extent cx="4060046" cy="1976754"/>
             <wp:effectExtent l="0" t="0" r="0" b="5080"/>
             <wp:docPr id="306827612" name="Image 7" descr="Une image contenant texte, capture d’écran, Police, carte de visite"/>
@@ -4432,15 +4400,7 @@
         <w:pStyle w:val="Retraitcorpsdetexte3"/>
       </w:pPr>
       <w:r>
-        <w:t xml:space="preserve">Sur cette page, nous pouvons voir les informations sur l’utilisateur, mais nous pouvons également accéder aux livres qu’il a publié </w:t>
-      </w:r>
-      <w:proofErr w:type="gramStart"/>
-      <w:r>
-        <w:t>ou</w:t>
-      </w:r>
-      <w:proofErr w:type="gramEnd"/>
-      <w:r>
-        <w:t xml:space="preserve"> supprimer son compte.</w:t>
+        <w:t>Sur cette page, nous pouvons voir les informations sur l’utilisateur, mais nous pouvons également accéder aux livres qu’il a publié ou supprimer son compte.</w:t>
       </w:r>
     </w:p>
     <w:p>
@@ -4467,7 +4427,7 @@
           <w:noProof/>
         </w:rPr>
         <w:drawing>
-          <wp:inline distT="0" distB="0" distL="0" distR="0" wp14:anchorId="1B5D94A6" wp14:editId="36BF3F01">
+          <wp:inline distT="0" distB="0" distL="0" distR="0" wp14:anchorId="1B5D94A6" wp14:editId="01C5B7DE">
             <wp:extent cx="4715654" cy="3656062"/>
             <wp:effectExtent l="0" t="0" r="8890" b="1905"/>
             <wp:docPr id="1573168060" name="Image 9" descr="Une image contenant texte, capture d’écran, boîte, livre&#10;&#10;Le contenu généré par l’IA peut être incorrect."/>
@@ -4540,7 +4500,7 @@
           <w:noProof/>
         </w:rPr>
         <w:drawing>
-          <wp:inline distT="0" distB="0" distL="0" distR="0" wp14:anchorId="29BDF753" wp14:editId="75BB8A8D">
+          <wp:inline distT="0" distB="0" distL="0" distR="0" wp14:anchorId="29BDF753" wp14:editId="0B0CB699">
             <wp:extent cx="5000326" cy="3012324"/>
             <wp:effectExtent l="0" t="0" r="0" b="0"/>
             <wp:docPr id="786029671" name="Image 10" descr="Une image contenant texte, capture d’écran, livre, boîte"/>
@@ -4610,7 +4570,7 @@
           <w:noProof/>
         </w:rPr>
         <w:drawing>
-          <wp:inline distT="0" distB="0" distL="0" distR="0" wp14:anchorId="47B3BF99" wp14:editId="1BC528D1">
+          <wp:inline distT="0" distB="0" distL="0" distR="0" wp14:anchorId="47B3BF99" wp14:editId="73331DD7">
             <wp:extent cx="4439609" cy="2497341"/>
             <wp:effectExtent l="0" t="0" r="0" b="0"/>
             <wp:docPr id="606781714" name="Image 11" descr="Une image contenant texte, capture d’écran, nombre, Police"/>
@@ -4657,15 +4617,7 @@
         <w:pStyle w:val="Retraitcorpsdetexte3"/>
       </w:pPr>
       <w:r>
-        <w:t xml:space="preserve">Cette page affiche tous les livres publiés sur le site, nous pouvons voir les différentes catégories de livres </w:t>
-      </w:r>
-      <w:proofErr w:type="spellStart"/>
-      <w:r>
-        <w:t>au dessus</w:t>
-      </w:r>
-      <w:proofErr w:type="spellEnd"/>
-      <w:r>
-        <w:t xml:space="preserve"> afin de filtrer notre recherche, pour chaque livre, est affiché le titre, le nom de l’auteur et le nom de l’utilisateur ayant publié le livre.</w:t>
+        <w:t>Cette page affiche tous les livres publiés sur le site, nous pouvons voir les différentes catégories de livres au dessus afin de filtrer notre recherche, pour chaque livre, est affiché le titre, le nom de l’auteur et le nom de l’utilisateur ayant publié le livre.</w:t>
       </w:r>
     </w:p>
     <w:p>
@@ -4687,7 +4639,7 @@
           <w:noProof/>
         </w:rPr>
         <w:drawing>
-          <wp:inline distT="0" distB="0" distL="0" distR="0" wp14:anchorId="747BE459" wp14:editId="310B5B95">
+          <wp:inline distT="0" distB="0" distL="0" distR="0" wp14:anchorId="747BE459" wp14:editId="51A2F238">
             <wp:extent cx="4569005" cy="2788755"/>
             <wp:effectExtent l="0" t="0" r="3175" b="0"/>
             <wp:docPr id="875770135" name="Image 12" descr="Une image contenant texte, capture d’écran, nombre, Police"/>
@@ -4837,7 +4789,7 @@
           <w:noProof/>
         </w:rPr>
         <w:drawing>
-          <wp:inline distT="0" distB="0" distL="0" distR="0" wp14:anchorId="52F0D62C" wp14:editId="6A5A9B79">
+          <wp:inline distT="0" distB="0" distL="0" distR="0" wp14:anchorId="52F0D62C" wp14:editId="3531C6C3">
             <wp:extent cx="1765738" cy="2906638"/>
             <wp:effectExtent l="0" t="0" r="6350" b="8255"/>
             <wp:docPr id="1553494395" name="Image 1" descr="Une image contenant texte, capture d’écran, Police, logo&#10;&#10;Le contenu généré par l’IA peut être incorrect."/>
@@ -4885,45 +4837,16 @@
       </w:pPr>
       <w:bookmarkStart w:id="23" w:name="_Toc223680220"/>
       <w:r>
-        <w:t xml:space="preserve">Product </w:t>
-      </w:r>
-      <w:proofErr w:type="spellStart"/>
-      <w:r>
-        <w:t>Backlog</w:t>
+        <w:t>Product Backlog</w:t>
       </w:r>
       <w:bookmarkEnd w:id="23"/>
-      <w:proofErr w:type="spellEnd"/>
     </w:p>
     <w:p>
       <w:pPr>
         <w:pStyle w:val="Retraitcorpsdetexte3"/>
       </w:pPr>
       <w:r>
-        <w:t xml:space="preserve">Le </w:t>
-      </w:r>
-      <w:proofErr w:type="spellStart"/>
-      <w:r>
-        <w:t>product</w:t>
-      </w:r>
-      <w:proofErr w:type="spellEnd"/>
-      <w:r>
-        <w:t xml:space="preserve"> </w:t>
-      </w:r>
-      <w:proofErr w:type="spellStart"/>
-      <w:r>
-        <w:t>Backlog</w:t>
-      </w:r>
-      <w:proofErr w:type="spellEnd"/>
-      <w:r>
-        <w:t xml:space="preserve"> correspond à notre </w:t>
-      </w:r>
-      <w:proofErr w:type="spellStart"/>
-      <w:r>
-        <w:t>Github</w:t>
-      </w:r>
-      <w:proofErr w:type="spellEnd"/>
-      <w:r>
-        <w:t xml:space="preserve"> Project.</w:t>
+        <w:t>Le product Backlog correspond à notre Github Project.</w:t>
       </w:r>
     </w:p>
     <w:p>
@@ -5485,21 +5408,12 @@
               <w:szCs w:val="16"/>
             </w:rPr>
           </w:pPr>
-          <w:proofErr w:type="gramStart"/>
           <w:r>
             <w:rPr>
               <w:rFonts w:cs="Arial"/>
               <w:szCs w:val="16"/>
             </w:rPr>
-            <w:t>Version:</w:t>
-          </w:r>
-          <w:proofErr w:type="gramEnd"/>
-          <w:r>
-            <w:rPr>
-              <w:rFonts w:cs="Arial"/>
-              <w:szCs w:val="16"/>
-            </w:rPr>
-            <w:t xml:space="preserve"> </w:t>
+            <w:t xml:space="preserve">Version: </w:t>
           </w:r>
           <w:fldSimple w:instr=" REVNUM   \* MERGEFORMAT ">
             <w:r>
@@ -5545,7 +5459,7 @@
               <w:noProof/>
               <w:szCs w:val="16"/>
             </w:rPr>
-            <w:t>11.02.2026 11:19</w:t>
+            <w:t>06.03.2026 11:24</w:t>
           </w:r>
           <w:r>
             <w:rPr>
@@ -5757,7 +5671,7 @@
         <v:path o:extrusionok="f" gradientshapeok="t" o:connecttype="rect"/>
         <o:lock v:ext="edit" aspectratio="t"/>
       </v:shapetype>
-      <v:shape id="_x0000_i1033" type="#_x0000_t75" style="width:10.9pt;height:10.9pt" o:bullet="t">
+      <v:shape id="_x0000_i1030" type="#_x0000_t75" style="width:11.25pt;height:11.25pt" o:bullet="t">
         <v:imagedata r:id="rId1" o:title="BD10263_"/>
       </v:shape>
     </w:pict>
@@ -10801,6 +10715,12 @@
 </file>
 
 <file path=customXml/item1.xml><?xml version="1.0" encoding="utf-8"?>
+<p:properties xmlns:p="http://schemas.microsoft.com/office/2006/metadata/properties" xmlns:xsi="http://www.w3.org/2001/XMLSchema-instance" xmlns:pc="http://schemas.microsoft.com/office/infopath/2007/PartnerControls">
+  <documentManagement/>
+</p:properties>
+</file>
+
+<file path=customXml/item2.xml><?xml version="1.0" encoding="utf-8"?>
 <ct:contentTypeSchema xmlns:ct="http://schemas.microsoft.com/office/2006/metadata/contentType" xmlns:ma="http://schemas.microsoft.com/office/2006/metadata/properties/metaAttributes" ct:_="" ma:_="" ma:contentTypeName="Document" ma:contentTypeID="0x010100DE9925070658E9408BDD6D38957EA443" ma:contentTypeVersion="3" ma:contentTypeDescription="Crée un document." ma:contentTypeScope="" ma:versionID="33b0460ac9ea0143869e0a72728eb9f6">
   <xsd:schema xmlns:xsd="http://www.w3.org/2001/XMLSchema" xmlns:xs="http://www.w3.org/2001/XMLSchema" xmlns:p="http://schemas.microsoft.com/office/2006/metadata/properties" xmlns:ns2="accb4b95-b0ac-445b-9850-8c8f81e8b17d" targetNamespace="http://schemas.microsoft.com/office/2006/metadata/properties" ma:root="true" ma:fieldsID="5c8c88271c639fadac3e9b0b051c153e" ns2:_="">
     <xsd:import namespace="accb4b95-b0ac-445b-9850-8c8f81e8b17d"/>
@@ -10938,17 +10858,7 @@
 </ct:contentTypeSchema>
 </file>
 
-<file path=customXml/item2.xml><?xml version="1.0" encoding="utf-8"?>
-<p:properties xmlns:p="http://schemas.microsoft.com/office/2006/metadata/properties" xmlns:xsi="http://www.w3.org/2001/XMLSchema-instance" xmlns:pc="http://schemas.microsoft.com/office/infopath/2007/PartnerControls">
-  <documentManagement/>
-</p:properties>
-</file>
-
 <file path=customXml/item3.xml><?xml version="1.0" encoding="utf-8"?>
-<b:Sources xmlns:b="http://schemas.openxmlformats.org/officeDocument/2006/bibliography" xmlns="http://schemas.openxmlformats.org/officeDocument/2006/bibliography" SelectedStyle="\APA.XSL" StyleName="APA"/>
-</file>
-
-<file path=customXml/item4.xml><?xml version="1.0" encoding="utf-8"?>
 <?mso-contentType ?>
 <FormTemplates xmlns="http://schemas.microsoft.com/sharepoint/v3/contenttype/forms">
   <Display>DocumentLibraryForm</Display>
@@ -10957,7 +10867,20 @@
 </FormTemplates>
 </file>
 
+<file path=customXml/item4.xml><?xml version="1.0" encoding="utf-8"?>
+<b:Sources xmlns:b="http://schemas.openxmlformats.org/officeDocument/2006/bibliography" xmlns="http://schemas.openxmlformats.org/officeDocument/2006/bibliography" SelectedStyle="\APA.XSL" StyleName="APA"/>
+</file>
+
 <file path=customXml/itemProps1.xml><?xml version="1.0" encoding="utf-8"?>
+<ds:datastoreItem xmlns:ds="http://schemas.openxmlformats.org/officeDocument/2006/customXml" ds:itemID="{2319CDB8-A2CD-412D-8359-13E6B4DF1FF4}">
+  <ds:schemaRefs>
+    <ds:schemaRef ds:uri="http://schemas.microsoft.com/office/2006/metadata/properties"/>
+    <ds:schemaRef ds:uri="http://schemas.microsoft.com/office/infopath/2007/PartnerControls"/>
+  </ds:schemaRefs>
+</ds:datastoreItem>
+</file>
+
+<file path=customXml/itemProps2.xml><?xml version="1.0" encoding="utf-8"?>
 <ds:datastoreItem xmlns:ds="http://schemas.openxmlformats.org/officeDocument/2006/customXml" ds:itemID="{83F63AF2-685C-4234-8023-CA4629C17CE3}">
   <ds:schemaRefs>
     <ds:schemaRef ds:uri="http://schemas.microsoft.com/office/2006/metadata/contentType"/>
@@ -10975,27 +10898,18 @@
 </ds:datastoreItem>
 </file>
 
-<file path=customXml/itemProps2.xml><?xml version="1.0" encoding="utf-8"?>
-<ds:datastoreItem xmlns:ds="http://schemas.openxmlformats.org/officeDocument/2006/customXml" ds:itemID="{2319CDB8-A2CD-412D-8359-13E6B4DF1FF4}">
+<file path=customXml/itemProps3.xml><?xml version="1.0" encoding="utf-8"?>
+<ds:datastoreItem xmlns:ds="http://schemas.openxmlformats.org/officeDocument/2006/customXml" ds:itemID="{6C3F7A66-EDE3-46FD-83EB-3C265E5D2669}">
   <ds:schemaRefs>
-    <ds:schemaRef ds:uri="http://schemas.microsoft.com/office/2006/metadata/properties"/>
-    <ds:schemaRef ds:uri="http://schemas.microsoft.com/office/infopath/2007/PartnerControls"/>
+    <ds:schemaRef ds:uri="http://schemas.microsoft.com/sharepoint/v3/contenttype/forms"/>
   </ds:schemaRefs>
 </ds:datastoreItem>
 </file>
 
-<file path=customXml/itemProps3.xml><?xml version="1.0" encoding="utf-8"?>
+<file path=customXml/itemProps4.xml><?xml version="1.0" encoding="utf-8"?>
 <ds:datastoreItem xmlns:ds="http://schemas.openxmlformats.org/officeDocument/2006/customXml" ds:itemID="{C8C35155-3E6A-4058-B6E4-303717845E3B}">
   <ds:schemaRefs>
     <ds:schemaRef ds:uri="http://schemas.openxmlformats.org/officeDocument/2006/bibliography"/>
   </ds:schemaRefs>
 </ds:datastoreItem>
-</file>
-
-<file path=customXml/itemProps4.xml><?xml version="1.0" encoding="utf-8"?>
-<ds:datastoreItem xmlns:ds="http://schemas.openxmlformats.org/officeDocument/2006/customXml" ds:itemID="{6C3F7A66-EDE3-46FD-83EB-3C265E5D2669}">
-  <ds:schemaRefs>
-    <ds:schemaRef ds:uri="http://schemas.microsoft.com/sharepoint/v3/contenttype/forms"/>
-  </ds:schemaRefs>
-</ds:datastoreItem>
 </file>
--- a/P_294-PassionLectureRapport.docx
+++ b/P_294-PassionLectureRapport.docx
@@ -3754,12 +3754,14 @@
       <w:pPr>
         <w:pStyle w:val="Informations"/>
         <w:rPr>
+          <w:color w:val="auto"/>
           <w:sz w:val="40"/>
           <w:szCs w:val="40"/>
         </w:rPr>
       </w:pPr>
       <w:r>
         <w:rPr>
+          <w:color w:val="auto"/>
           <w:sz w:val="40"/>
           <w:szCs w:val="40"/>
         </w:rPr>
@@ -3790,14 +3792,12 @@
       <w:pPr>
         <w:pStyle w:val="Retraitcorpsdetexte"/>
         <w:rPr>
-          <w:color w:val="548DD4" w:themeColor="text2" w:themeTint="99"/>
           <w:sz w:val="24"/>
           <w:szCs w:val="24"/>
         </w:rPr>
       </w:pPr>
       <w:r>
         <w:rPr>
-          <w:color w:val="548DD4" w:themeColor="text2" w:themeTint="99"/>
           <w:sz w:val="24"/>
           <w:szCs w:val="24"/>
         </w:rPr>
@@ -3808,14 +3808,12 @@
       <w:pPr>
         <w:pStyle w:val="Retraitcorpsdetexte"/>
         <w:rPr>
-          <w:color w:val="548DD4" w:themeColor="text2" w:themeTint="99"/>
           <w:sz w:val="24"/>
           <w:szCs w:val="24"/>
         </w:rPr>
       </w:pPr>
       <w:r>
         <w:rPr>
-          <w:color w:val="548DD4" w:themeColor="text2" w:themeTint="99"/>
           <w:sz w:val="24"/>
           <w:szCs w:val="24"/>
         </w:rPr>
@@ -3845,12 +3843,14 @@
           <w:numId w:val="48"/>
         </w:numPr>
         <w:rPr>
+          <w:color w:val="auto"/>
           <w:sz w:val="24"/>
           <w:szCs w:val="24"/>
         </w:rPr>
       </w:pPr>
       <w:r>
         <w:rPr>
+          <w:color w:val="auto"/>
           <w:sz w:val="24"/>
           <w:szCs w:val="24"/>
         </w:rPr>
@@ -3865,12 +3865,14 @@
           <w:numId w:val="48"/>
         </w:numPr>
         <w:rPr>
+          <w:color w:val="auto"/>
           <w:sz w:val="24"/>
           <w:szCs w:val="24"/>
         </w:rPr>
       </w:pPr>
       <w:r>
         <w:rPr>
+          <w:color w:val="auto"/>
           <w:sz w:val="24"/>
           <w:szCs w:val="24"/>
         </w:rPr>
@@ -3885,12 +3887,14 @@
           <w:numId w:val="48"/>
         </w:numPr>
         <w:rPr>
+          <w:color w:val="auto"/>
           <w:sz w:val="24"/>
           <w:szCs w:val="24"/>
         </w:rPr>
       </w:pPr>
       <w:r>
         <w:rPr>
+          <w:color w:val="auto"/>
           <w:sz w:val="24"/>
           <w:szCs w:val="24"/>
         </w:rPr>
@@ -3905,12 +3909,14 @@
           <w:numId w:val="48"/>
         </w:numPr>
         <w:rPr>
+          <w:color w:val="auto"/>
           <w:sz w:val="24"/>
           <w:szCs w:val="24"/>
         </w:rPr>
       </w:pPr>
       <w:r>
         <w:rPr>
+          <w:color w:val="auto"/>
           <w:sz w:val="24"/>
           <w:szCs w:val="24"/>
         </w:rPr>
@@ -3925,12 +3931,14 @@
           <w:numId w:val="48"/>
         </w:numPr>
         <w:rPr>
+          <w:color w:val="auto"/>
           <w:sz w:val="24"/>
           <w:szCs w:val="24"/>
         </w:rPr>
       </w:pPr>
       <w:r>
         <w:rPr>
+          <w:color w:val="auto"/>
           <w:sz w:val="24"/>
           <w:szCs w:val="24"/>
         </w:rPr>
@@ -3964,12 +3972,14 @@
       <w:pPr>
         <w:pStyle w:val="Informations"/>
         <w:rPr>
+          <w:color w:val="auto"/>
           <w:sz w:val="24"/>
           <w:szCs w:val="24"/>
         </w:rPr>
       </w:pPr>
       <w:r>
         <w:rPr>
+          <w:color w:val="auto"/>
           <w:sz w:val="24"/>
           <w:szCs w:val="24"/>
         </w:rPr>
@@ -4075,6 +4085,11 @@
     </w:p>
     <w:p>
       <w:pPr>
+        <w:pStyle w:val="Retraitcorpsdetexte3"/>
+      </w:pPr>
+    </w:p>
+    <w:p>
+      <w:pPr>
         <w:pStyle w:val="Titre3"/>
       </w:pPr>
       <w:bookmarkStart w:id="10" w:name="_Toc223680206"/>
@@ -4158,6 +4173,11 @@
     </w:p>
     <w:p>
       <w:pPr>
+        <w:pStyle w:val="Retraitcorpsdetexte3"/>
+      </w:pPr>
+    </w:p>
+    <w:p>
+      <w:pPr>
         <w:pStyle w:val="Titre3"/>
         <w:numPr>
           <w:ilvl w:val="3"/>
@@ -4329,6 +4349,11 @@
     </w:p>
     <w:p>
       <w:pPr>
+        <w:pStyle w:val="Retraitcorpsdetexte3"/>
+      </w:pPr>
+    </w:p>
+    <w:p>
+      <w:pPr>
         <w:pStyle w:val="Titre3"/>
         <w:numPr>
           <w:ilvl w:val="4"/>
@@ -4479,6 +4504,11 @@
     </w:p>
     <w:p>
       <w:pPr>
+        <w:pStyle w:val="Retraitcorpsdetexte3"/>
+      </w:pPr>
+    </w:p>
+    <w:p>
+      <w:pPr>
         <w:pStyle w:val="Titre3"/>
         <w:numPr>
           <w:ilvl w:val="3"/>
@@ -4622,6 +4652,11 @@
     </w:p>
     <w:p>
       <w:pPr>
+        <w:pStyle w:val="Retraitcorpsdetexte3"/>
+      </w:pPr>
+    </w:p>
+    <w:p>
+      <w:pPr>
         <w:pStyle w:val="Titre3"/>
       </w:pPr>
       <w:bookmarkStart w:id="20" w:name="_Toc223680217"/>
@@ -4769,6 +4804,11 @@
     </w:p>
     <w:p>
       <w:pPr>
+        <w:pStyle w:val="Retraitcorpsdetexte3"/>
+      </w:pPr>
+    </w:p>
+    <w:p>
+      <w:pPr>
         <w:pStyle w:val="Titre3"/>
       </w:pPr>
       <w:bookmarkStart w:id="22" w:name="_Toc223680219"/>
@@ -4833,6 +4873,11 @@
     </w:p>
     <w:p>
       <w:pPr>
+        <w:pStyle w:val="Retraitcorpsdetexte3"/>
+      </w:pPr>
+    </w:p>
+    <w:p>
+      <w:pPr>
         <w:pStyle w:val="Titre2"/>
       </w:pPr>
       <w:bookmarkStart w:id="23" w:name="_Toc223680220"/>
@@ -4844,9 +4889,226 @@
     <w:p>
       <w:pPr>
         <w:pStyle w:val="Retraitcorpsdetexte3"/>
+        <w:rPr>
+          <w:sz w:val="24"/>
+          <w:szCs w:val="24"/>
+        </w:rPr>
       </w:pPr>
       <w:r>
-        <w:t>Le product Backlog correspond à notre Github Project.</w:t>
+        <w:rPr>
+          <w:sz w:val="24"/>
+          <w:szCs w:val="24"/>
+        </w:rPr>
+        <w:t xml:space="preserve">Le product Backlog correspond </w:t>
+      </w:r>
+      <w:r>
+        <w:rPr>
+          <w:sz w:val="24"/>
+          <w:szCs w:val="24"/>
+        </w:rPr>
+        <w:t>au projet sur notre repo Github.</w:t>
+      </w:r>
+    </w:p>
+    <w:p>
+      <w:pPr>
+        <w:pStyle w:val="Retraitcorpsdetexte3"/>
+        <w:ind w:left="0"/>
+        <w:rPr>
+          <w:sz w:val="24"/>
+          <w:szCs w:val="24"/>
+        </w:rPr>
+      </w:pPr>
+      <w:r>
+        <w:rPr>
+          <w:noProof/>
+        </w:rPr>
+        <w:lastRenderedPageBreak/>
+        <w:drawing>
+          <wp:inline distT="0" distB="0" distL="0" distR="0" wp14:anchorId="2B73DE70" wp14:editId="5278C3A9">
+            <wp:extent cx="5759450" cy="3005455"/>
+            <wp:effectExtent l="0" t="0" r="0" b="4445"/>
+            <wp:docPr id="1915915695" name="Image 1"/>
+            <wp:cNvGraphicFramePr>
+              <a:graphicFrameLocks xmlns:a="http://schemas.openxmlformats.org/drawingml/2006/main" noChangeAspect="1"/>
+            </wp:cNvGraphicFramePr>
+            <a:graphic xmlns:a="http://schemas.openxmlformats.org/drawingml/2006/main">
+              <a:graphicData uri="http://schemas.openxmlformats.org/drawingml/2006/picture">
+                <pic:pic xmlns:pic="http://schemas.openxmlformats.org/drawingml/2006/picture">
+                  <pic:nvPicPr>
+                    <pic:cNvPr id="1915915695" name=""/>
+                    <pic:cNvPicPr/>
+                  </pic:nvPicPr>
+                  <pic:blipFill>
+                    <a:blip r:embed="rId23"/>
+                    <a:stretch>
+                      <a:fillRect/>
+                    </a:stretch>
+                  </pic:blipFill>
+                  <pic:spPr>
+                    <a:xfrm>
+                      <a:off x="0" y="0"/>
+                      <a:ext cx="5759450" cy="3005455"/>
+                    </a:xfrm>
+                    <a:prstGeom prst="rect">
+                      <a:avLst/>
+                    </a:prstGeom>
+                  </pic:spPr>
+                </pic:pic>
+              </a:graphicData>
+            </a:graphic>
+          </wp:inline>
+        </w:drawing>
+      </w:r>
+    </w:p>
+    <w:p>
+      <w:pPr>
+        <w:pStyle w:val="Retraitcorpsdetexte3"/>
+        <w:ind w:left="0"/>
+        <w:rPr>
+          <w:sz w:val="24"/>
+          <w:szCs w:val="24"/>
+        </w:rPr>
+      </w:pPr>
+    </w:p>
+    <w:p>
+      <w:pPr>
+        <w:pStyle w:val="Retraitcorpsdetexte3"/>
+        <w:ind w:left="0"/>
+        <w:rPr>
+          <w:sz w:val="24"/>
+          <w:szCs w:val="24"/>
+        </w:rPr>
+      </w:pPr>
+      <w:r>
+        <w:rPr>
+          <w:sz w:val="24"/>
+          <w:szCs w:val="24"/>
+        </w:rPr>
+        <w:t xml:space="preserve">Les tâches que nous comptons faire plus tard sont placées dans l’onglet </w:t>
+      </w:r>
+      <w:r>
+        <w:rPr>
+          <w:b/>
+          <w:bCs/>
+          <w:sz w:val="24"/>
+          <w:szCs w:val="24"/>
+        </w:rPr>
+        <w:t>backlog.</w:t>
+      </w:r>
+    </w:p>
+    <w:p>
+      <w:pPr>
+        <w:pStyle w:val="Retraitcorpsdetexte3"/>
+        <w:ind w:left="0"/>
+        <w:rPr>
+          <w:sz w:val="24"/>
+          <w:szCs w:val="24"/>
+        </w:rPr>
+      </w:pPr>
+      <w:r>
+        <w:rPr>
+          <w:sz w:val="24"/>
+          <w:szCs w:val="24"/>
+        </w:rPr>
+        <w:t xml:space="preserve">Les tâches qui sont en cours seront placées dans la colonne </w:t>
+      </w:r>
+      <w:r>
+        <w:rPr>
+          <w:b/>
+          <w:bCs/>
+          <w:sz w:val="24"/>
+          <w:szCs w:val="24"/>
+        </w:rPr>
+        <w:t>in progress</w:t>
+      </w:r>
+      <w:r>
+        <w:rPr>
+          <w:sz w:val="24"/>
+          <w:szCs w:val="24"/>
+        </w:rPr>
+        <w:t>.</w:t>
+      </w:r>
+    </w:p>
+    <w:p>
+      <w:pPr>
+        <w:pStyle w:val="Retraitcorpsdetexte3"/>
+        <w:ind w:left="0"/>
+        <w:rPr>
+          <w:sz w:val="24"/>
+          <w:szCs w:val="24"/>
+        </w:rPr>
+      </w:pPr>
+      <w:r>
+        <w:rPr>
+          <w:sz w:val="24"/>
+          <w:szCs w:val="24"/>
+        </w:rPr>
+        <w:t xml:space="preserve">Les tâches qui viennent d’être implémentées mais qui n’ont pas été vérifiées sont placées dans la colonne </w:t>
+      </w:r>
+      <w:r>
+        <w:rPr>
+          <w:b/>
+          <w:bCs/>
+          <w:sz w:val="24"/>
+          <w:szCs w:val="24"/>
+        </w:rPr>
+        <w:t>in review</w:t>
+      </w:r>
+      <w:r>
+        <w:rPr>
+          <w:sz w:val="24"/>
+          <w:szCs w:val="24"/>
+        </w:rPr>
+        <w:t xml:space="preserve">, cela indique qu’elles doivent être testées et fonctionnelles avant d’être ajoutées dans la colonne </w:t>
+      </w:r>
+      <w:r>
+        <w:rPr>
+          <w:b/>
+          <w:bCs/>
+          <w:sz w:val="24"/>
+          <w:szCs w:val="24"/>
+        </w:rPr>
+        <w:t>done</w:t>
+      </w:r>
+      <w:r>
+        <w:rPr>
+          <w:sz w:val="24"/>
+          <w:szCs w:val="24"/>
+        </w:rPr>
+        <w:t>.</w:t>
+      </w:r>
+    </w:p>
+    <w:p>
+      <w:pPr>
+        <w:pStyle w:val="Retraitcorpsdetexte3"/>
+        <w:ind w:left="0"/>
+        <w:rPr>
+          <w:sz w:val="24"/>
+          <w:szCs w:val="24"/>
+        </w:rPr>
+      </w:pPr>
+      <w:r>
+        <w:rPr>
+          <w:sz w:val="24"/>
+          <w:szCs w:val="24"/>
+        </w:rPr>
+        <w:t xml:space="preserve">Les tâches qui ont été testées et qui sont fonctionnelles seront placées dans la colonne </w:t>
+      </w:r>
+      <w:r>
+        <w:rPr>
+          <w:b/>
+          <w:bCs/>
+          <w:sz w:val="24"/>
+          <w:szCs w:val="24"/>
+        </w:rPr>
+        <w:t>done</w:t>
+      </w:r>
+      <w:r>
+        <w:rPr>
+          <w:sz w:val="24"/>
+          <w:szCs w:val="24"/>
+        </w:rPr>
+        <w:t xml:space="preserve"> appart si il y a un problème, les tâches qui se trouvent dans cette colonne ne doivent plus être touchées.</w:t>
       </w:r>
     </w:p>
     <w:p>
@@ -4991,8 +5253,8 @@
       <w:bookmarkEnd w:id="37"/>
     </w:p>
     <w:sectPr>
-      <w:headerReference w:type="default" r:id="rId23"/>
-      <w:footerReference w:type="default" r:id="rId24"/>
+      <w:headerReference w:type="default" r:id="rId24"/>
+      <w:footerReference w:type="default" r:id="rId25"/>
       <w:pgSz w:w="11906" w:h="16838" w:code="9"/>
       <w:pgMar w:top="1418" w:right="1418" w:bottom="1418" w:left="1418" w:header="709" w:footer="709" w:gutter="0"/>
       <w:cols w:space="708"/>
@@ -5671,7 +5933,7 @@
         <v:path o:extrusionok="f" gradientshapeok="t" o:connecttype="rect"/>
         <o:lock v:ext="edit" aspectratio="t"/>
       </v:shapetype>
-      <v:shape id="_x0000_i1030" type="#_x0000_t75" style="width:11.25pt;height:11.25pt" o:bullet="t">
+      <v:shape id="_x0000_i1037" type="#_x0000_t75" style="width:11.25pt;height:11.25pt" o:bullet="t">
         <v:imagedata r:id="rId1" o:title="BD10263_"/>
       </v:shape>
     </w:pict>
